--- a/docx/02-ethernet-cableado/boletin-U02-avanzado-resuelto.docx
+++ b/docx/02-ethernet-cableado/boletin-U02-avanzado-resuelto.docx
@@ -15,6 +15,9 @@
             <w:pStyle w:val="TOCHeading"/>
           </w:pPr>
           <w:r>
+            <w:rPr>
+              <w:lang w:val="es-ES"/>
+            </w:rPr>
             <w:t xml:space="preserve">Table of Contents</w:t>
           </w:r>
         </w:p>
@@ -34,6 +37,9 @@
         <w:pStyle w:val="Heading1"/>
       </w:pPr>
       <w:r>
+        <w:rPr>
+          <w:lang w:val="es-ES"/>
+        </w:rPr>
         <w:t xml:space="preserve">Boletín UD2 — Avanzado (Resuelto)</w:t>
       </w:r>
     </w:p>
@@ -44,6 +50,9 @@
         <w:pStyle w:val="Heading1"/>
       </w:pPr>
       <w:r>
+        <w:rPr>
+          <w:lang w:val="es-ES"/>
+        </w:rPr>
         <w:t xml:space="preserve">✅ Boletín UD2 — Avanzado (Resuelto)</w:t>
       </w:r>
     </w:p>
@@ -60,6 +69,9 @@
         <w:pStyle w:val="Heading2"/>
       </w:pPr>
       <w:r>
+        <w:rPr>
+          <w:lang w:val="es-ES"/>
+        </w:rPr>
         <w:t xml:space="preserve">1. Diagnóstico de cableado</w:t>
       </w:r>
     </w:p>
@@ -74,6 +86,7 @@
         <w:rPr>
           <w:b/>
           <w:bCs/>
+          <w:lang w:val="es-ES"/>
         </w:rPr>
         <w:t xml:space="preserve">Causas posibles:</w:t>
       </w:r>
@@ -87,6 +100,9 @@
         </w:numPr>
       </w:pPr>
       <w:r>
+        <w:rPr>
+          <w:lang w:val="es-ES"/>
+        </w:rPr>
         <w:t xml:space="preserve">Solo 2 pares conectados (mal crimpado) → negociación a 100 Mbps</w:t>
       </w:r>
     </w:p>
@@ -99,6 +115,9 @@
         </w:numPr>
       </w:pPr>
       <w:r>
+        <w:rPr>
+          <w:lang w:val="es-ES"/>
+        </w:rPr>
         <w:t xml:space="preserve">Cable Cat5e dañado o de mala calidad</w:t>
       </w:r>
     </w:p>
@@ -111,6 +130,9 @@
         </w:numPr>
       </w:pPr>
       <w:r>
+        <w:rPr>
+          <w:lang w:val="es-ES"/>
+        </w:rPr>
         <w:t xml:space="preserve">El switch o PC tienen el puerto configurado manualmente a 100 Mbps</w:t>
       </w:r>
     </w:p>
@@ -123,6 +145,9 @@
         </w:numPr>
       </w:pPr>
       <w:r>
+        <w:rPr>
+          <w:lang w:val="es-ES"/>
+        </w:rPr>
         <w:t xml:space="preserve">Cable demasiado largo (&gt;100 m)</w:t>
       </w:r>
     </w:p>
@@ -137,13 +162,20 @@
         <w:rPr>
           <w:b/>
           <w:bCs/>
+          <w:lang w:val="es-ES"/>
         </w:rPr>
         <w:t xml:space="preserve">Herramientas:</w:t>
       </w:r>
       <w:r>
-        <w:t xml:space="preserve"> </w:t>
-      </w:r>
-      <w:r>
+        <w:rPr>
+          <w:lang w:val="es-ES"/>
+        </w:rPr>
+        <w:t xml:space="preserve"> </w:t>
+      </w:r>
+      <w:r>
+        <w:rPr>
+          <w:lang w:val="es-ES"/>
+        </w:rPr>
         <w:t xml:space="preserve">Comprobador de cables (para verificar continuidad de los 4 pares), y la configuración de red del PC/switch (para ver velocidad negociada).</w:t>
       </w:r>
     </w:p>
@@ -158,6 +190,7 @@
         <w:rPr>
           <w:b/>
           <w:bCs/>
+          <w:lang w:val="es-ES"/>
         </w:rPr>
         <w:t xml:space="preserve">Prueba de diagnóstico:</w:t>
       </w:r>
@@ -171,6 +204,9 @@
         </w:numPr>
       </w:pPr>
       <w:r>
+        <w:rPr>
+          <w:lang w:val="es-ES"/>
+        </w:rPr>
         <w:t xml:space="preserve">Probar el mismo cable con otro PC y otro puerto del switch</w:t>
       </w:r>
     </w:p>
@@ -183,6 +219,9 @@
         </w:numPr>
       </w:pPr>
       <w:r>
+        <w:rPr>
+          <w:lang w:val="es-ES"/>
+        </w:rPr>
         <w:t xml:space="preserve">Probar otro cable conocido bueno en el mismo PC y puerto</w:t>
       </w:r>
     </w:p>
@@ -195,6 +234,9 @@
         </w:numPr>
       </w:pPr>
       <w:r>
+        <w:rPr>
+          <w:lang w:val="es-ES"/>
+        </w:rPr>
         <w:t xml:space="preserve">Si el cable nuevo funciona a 1 Gbps → el cable original está dañado</w:t>
       </w:r>
     </w:p>
@@ -207,6 +249,9 @@
         </w:numPr>
       </w:pPr>
       <w:r>
+        <w:rPr>
+          <w:lang w:val="es-ES"/>
+        </w:rPr>
         <w:t xml:space="preserve">Si ningún cable funciona a 1 Gbps → problema en PC o switch</w:t>
       </w:r>
     </w:p>
@@ -217,6 +262,9 @@
         <w:pStyle w:val="Heading2"/>
       </w:pPr>
       <w:r>
+        <w:rPr>
+          <w:lang w:val="es-ES"/>
+        </w:rPr>
         <w:t xml:space="preserve">2. Diseño de cableado estructurado</w:t>
       </w:r>
     </w:p>
@@ -231,6 +279,7 @@
         <w:rPr>
           <w:b/>
           <w:bCs/>
+          <w:lang w:val="es-ES"/>
         </w:rPr>
         <w:t xml:space="preserve">Switches:</w:t>
       </w:r>
@@ -244,6 +293,9 @@
         </w:numPr>
       </w:pPr>
       <w:r>
+        <w:rPr>
+          <w:lang w:val="es-ES"/>
+        </w:rPr>
         <w:t xml:space="preserve">Planta 1: 1 switch de 48 puertos (para 40 puestos + servidores)</w:t>
       </w:r>
     </w:p>
@@ -256,6 +308,9 @@
         </w:numPr>
       </w:pPr>
       <w:r>
+        <w:rPr>
+          <w:lang w:val="es-ES"/>
+        </w:rPr>
         <w:t xml:space="preserve">Planta 2: 1 switch de 48 puertos (para 30 puestos)</w:t>
       </w:r>
     </w:p>
@@ -268,6 +323,9 @@
         </w:numPr>
       </w:pPr>
       <w:r>
+        <w:rPr>
+          <w:lang w:val="es-ES"/>
+        </w:rPr>
         <w:t xml:space="preserve">Switch de core en la sala de servidores</w:t>
       </w:r>
     </w:p>
@@ -282,6 +340,7 @@
         <w:rPr>
           <w:b/>
           <w:bCs/>
+          <w:lang w:val="es-ES"/>
         </w:rPr>
         <w:t xml:space="preserve">Cable:</w:t>
       </w:r>
@@ -295,6 +354,9 @@
         </w:numPr>
       </w:pPr>
       <w:r>
+        <w:rPr>
+          <w:lang w:val="es-ES"/>
+        </w:rPr>
         <w:t xml:space="preserve">Puestos: Cat6 (estándar para 1 Gbps)</w:t>
       </w:r>
     </w:p>
@@ -307,6 +369,9 @@
         </w:numPr>
       </w:pPr>
       <w:r>
+        <w:rPr>
+          <w:lang w:val="es-ES"/>
+        </w:rPr>
         <w:t xml:space="preserve">Uplinks entre plantas: fibra multimodo (OM3/OM4, 10 Gbps)</w:t>
       </w:r>
     </w:p>
@@ -321,13 +386,20 @@
         <w:rPr>
           <w:b/>
           <w:bCs/>
+          <w:lang w:val="es-ES"/>
         </w:rPr>
         <w:t xml:space="preserve">Patch panels:</w:t>
       </w:r>
       <w:r>
-        <w:t xml:space="preserve"> </w:t>
-      </w:r>
-      <w:r>
+        <w:rPr>
+          <w:lang w:val="es-ES"/>
+        </w:rPr>
+        <w:t xml:space="preserve"> </w:t>
+      </w:r>
+      <w:r>
+        <w:rPr>
+          <w:lang w:val="es-ES"/>
+        </w:rPr>
         <w:t xml:space="preserve">1 panel de 48 puertos por planta, cerca del switch correspondiente.</w:t>
       </w:r>
     </w:p>
@@ -342,13 +414,20 @@
         <w:rPr>
           <w:b/>
           <w:bCs/>
+          <w:lang w:val="es-ES"/>
         </w:rPr>
         <w:t xml:space="preserve">Conexión entre plantas:</w:t>
       </w:r>
       <w:r>
-        <w:t xml:space="preserve"> </w:t>
-      </w:r>
-      <w:r>
+        <w:rPr>
+          <w:lang w:val="es-ES"/>
+        </w:rPr>
+        <w:t xml:space="preserve"> </w:t>
+      </w:r>
+      <w:r>
+        <w:rPr>
+          <w:lang w:val="es-ES"/>
+        </w:rPr>
         <w:t xml:space="preserve">Fibra multimodo desde cada switch de planta hasta el switch de core en la sala de servidores, usando módulos SFP+.</w:t>
       </w:r>
     </w:p>
@@ -359,6 +438,9 @@
         <w:pStyle w:val="Heading2"/>
       </w:pPr>
       <w:r>
+        <w:rPr>
+          <w:lang w:val="es-ES"/>
+        </w:rPr>
         <w:t xml:space="preserve">3. Cálculo de atenuación</w:t>
       </w:r>
     </w:p>
@@ -370,15 +452,22 @@
         </w:numPr>
       </w:pPr>
       <w:r>
+        <w:rPr>
+          <w:lang w:val="es-ES"/>
+        </w:rPr>
         <w:t xml:space="preserve">Potencia recibida = 2 dBm - 21,3 dB =</w:t>
       </w:r>
       <w:r>
-        <w:t xml:space="preserve"> </w:t>
-      </w:r>
-      <w:r>
-        <w:rPr>
-          <w:b/>
-          <w:bCs/>
+        <w:rPr>
+          <w:lang w:val="es-ES"/>
+        </w:rPr>
+        <w:t xml:space="preserve"> </w:t>
+      </w:r>
+      <w:r>
+        <w:rPr>
+          <w:b/>
+          <w:bCs/>
+          <w:lang w:val="es-ES"/>
         </w:rPr>
         <w:t xml:space="preserve">-19,3 dBm</w:t>
       </w:r>
@@ -394,13 +483,20 @@
         <w:rPr>
           <w:b/>
           <w:bCs/>
+          <w:lang w:val="es-ES"/>
         </w:rPr>
         <w:t xml:space="preserve">Sí funciona.</w:t>
       </w:r>
       <w:r>
-        <w:t xml:space="preserve"> </w:t>
-      </w:r>
-      <w:r>
+        <w:rPr>
+          <w:lang w:val="es-ES"/>
+        </w:rPr>
+        <w:t xml:space="preserve"> </w:t>
+      </w:r>
+      <w:r>
+        <w:rPr>
+          <w:lang w:val="es-ES"/>
+        </w:rPr>
         <w:t xml:space="preserve">-19,3 dBm &gt; -20 dBm (el umbral del receptor). La señal es válida.</w:t>
       </w:r>
     </w:p>
@@ -412,38 +508,61 @@
         </w:numPr>
       </w:pPr>
       <w:r>
+        <w:rPr>
+          <w:lang w:val="es-ES"/>
+        </w:rPr>
         <w:t xml:space="preserve">A 120 metros: atenuación proporcional = 21,3 × (120/100) = 25,56 dB</w:t>
       </w:r>
       <w:r>
-        <w:t xml:space="preserve"> </w:t>
-      </w:r>
-      <w:r>
+        <w:rPr>
+          <w:lang w:val="es-ES"/>
+        </w:rPr>
+        <w:t xml:space="preserve"> </w:t>
+      </w:r>
+      <w:r>
+        <w:rPr>
+          <w:lang w:val="es-ES"/>
+        </w:rPr>
         <w:t xml:space="preserve">Potencia recibida = 2 - 25,56 =</w:t>
       </w:r>
       <w:r>
-        <w:t xml:space="preserve"> </w:t>
-      </w:r>
-      <w:r>
-        <w:rPr>
-          <w:b/>
-          <w:bCs/>
+        <w:rPr>
+          <w:lang w:val="es-ES"/>
+        </w:rPr>
+        <w:t xml:space="preserve"> </w:t>
+      </w:r>
+      <w:r>
+        <w:rPr>
+          <w:b/>
+          <w:bCs/>
+          <w:lang w:val="es-ES"/>
         </w:rPr>
         <w:t xml:space="preserve">-23,56 dBm</w:t>
       </w:r>
       <w:r>
-        <w:t xml:space="preserve"> </w:t>
-      </w:r>
-      <w:r>
-        <w:rPr>
-          <w:b/>
-          <w:bCs/>
+        <w:rPr>
+          <w:lang w:val="es-ES"/>
+        </w:rPr>
+        <w:t xml:space="preserve"> </w:t>
+      </w:r>
+      <w:r>
+        <w:rPr>
+          <w:b/>
+          <w:bCs/>
+          <w:lang w:val="es-ES"/>
         </w:rPr>
         <w:t xml:space="preserve">No funciona.</w:t>
       </w:r>
       <w:r>
-        <w:t xml:space="preserve"> </w:t>
-      </w:r>
-      <w:r>
+        <w:rPr>
+          <w:lang w:val="es-ES"/>
+        </w:rPr>
+        <w:t xml:space="preserve"> </w:t>
+      </w:r>
+      <w:r>
+        <w:rPr>
+          <w:lang w:val="es-ES"/>
+        </w:rPr>
         <w:t xml:space="preserve">-23,56 dBm está por debajo del umbral de -20 dBm.</w:t>
       </w:r>
     </w:p>
@@ -454,6 +573,9 @@
         <w:pStyle w:val="Heading2"/>
       </w:pPr>
       <w:r>
+        <w:rPr>
+          <w:lang w:val="es-ES"/>
+        </w:rPr>
         <w:t xml:space="preserve">4. Fibra vs cobre: caso real</w:t>
       </w:r>
     </w:p>
@@ -468,45 +590,72 @@
         <w:rPr>
           <w:b/>
           <w:bCs/>
+          <w:lang w:val="es-ES"/>
         </w:rPr>
         <w:t xml:space="preserve">200 m:</w:t>
       </w:r>
       <w:r>
-        <w:t xml:space="preserve"> </w:t>
-      </w:r>
-      <w:r>
+        <w:rPr>
+          <w:lang w:val="es-ES"/>
+        </w:rPr>
+        <w:t xml:space="preserve"> </w:t>
+      </w:r>
+      <w:r>
+        <w:rPr>
+          <w:lang w:val="es-ES"/>
+        </w:rPr>
         <w:t xml:space="preserve">Fibra multimodo (el cobre Cat6a se queda en 100 m)</w:t>
       </w:r>
       <w:r>
-        <w:t xml:space="preserve"> </w:t>
-      </w:r>
-      <w:r>
-        <w:rPr>
-          <w:b/>
-          <w:bCs/>
+        <w:rPr>
+          <w:lang w:val="es-ES"/>
+        </w:rPr>
+        <w:t xml:space="preserve"> </w:t>
+      </w:r>
+      <w:r>
+        <w:rPr>
+          <w:b/>
+          <w:bCs/>
+          <w:lang w:val="es-ES"/>
         </w:rPr>
         <w:t xml:space="preserve">500 m:</w:t>
       </w:r>
       <w:r>
-        <w:t xml:space="preserve"> </w:t>
-      </w:r>
-      <w:r>
+        <w:rPr>
+          <w:lang w:val="es-ES"/>
+        </w:rPr>
+        <w:t xml:space="preserve"> </w:t>
+      </w:r>
+      <w:r>
+        <w:rPr>
+          <w:lang w:val="es-ES"/>
+        </w:rPr>
         <w:t xml:space="preserve">Fibra multimodo (el cobre no llega a 500 m)</w:t>
       </w:r>
       <w:r>
-        <w:t xml:space="preserve"> </w:t>
-      </w:r>
-      <w:r>
-        <w:rPr>
-          <w:b/>
-          <w:bCs/>
+        <w:rPr>
+          <w:lang w:val="es-ES"/>
+        </w:rPr>
+        <w:t xml:space="preserve"> </w:t>
+      </w:r>
+      <w:r>
+        <w:rPr>
+          <w:b/>
+          <w:bCs/>
+          <w:lang w:val="es-ES"/>
         </w:rPr>
         <w:t xml:space="preserve">2000 m:</w:t>
       </w:r>
       <w:r>
-        <w:t xml:space="preserve"> </w:t>
-      </w:r>
-      <w:r>
+        <w:rPr>
+          <w:lang w:val="es-ES"/>
+        </w:rPr>
+        <w:t xml:space="preserve"> </w:t>
+      </w:r>
+      <w:r>
+        <w:rPr>
+          <w:lang w:val="es-ES"/>
+        </w:rPr>
         <w:t xml:space="preserve">Fibra monomodo (obligatorio para 2 km)</w:t>
       </w:r>
     </w:p>
@@ -521,29 +670,46 @@
         <w:rPr>
           <w:b/>
           <w:bCs/>
+          <w:lang w:val="es-ES"/>
         </w:rPr>
         <w:t xml:space="preserve">200-500 m:</w:t>
       </w:r>
       <w:r>
-        <w:t xml:space="preserve"> </w:t>
-      </w:r>
-      <w:r>
+        <w:rPr>
+          <w:lang w:val="es-ES"/>
+        </w:rPr>
+        <w:t xml:space="preserve"> </w:t>
+      </w:r>
+      <w:r>
+        <w:rPr>
+          <w:lang w:val="es-ES"/>
+        </w:rPr>
         <w:t xml:space="preserve">Fibra multimodo OM3/OM4 (10 Gbps, hasta 550 m)</w:t>
       </w:r>
       <w:r>
-        <w:t xml:space="preserve"> </w:t>
-      </w:r>
-      <w:r>
-        <w:rPr>
-          <w:b/>
-          <w:bCs/>
+        <w:rPr>
+          <w:lang w:val="es-ES"/>
+        </w:rPr>
+        <w:t xml:space="preserve"> </w:t>
+      </w:r>
+      <w:r>
+        <w:rPr>
+          <w:b/>
+          <w:bCs/>
+          <w:lang w:val="es-ES"/>
         </w:rPr>
         <w:t xml:space="preserve">2000 m:</w:t>
       </w:r>
       <w:r>
-        <w:t xml:space="preserve"> </w:t>
-      </w:r>
-      <w:r>
+        <w:rPr>
+          <w:lang w:val="es-ES"/>
+        </w:rPr>
+        <w:t xml:space="preserve"> </w:t>
+      </w:r>
+      <w:r>
+        <w:rPr>
+          <w:lang w:val="es-ES"/>
+        </w:rPr>
         <w:t xml:space="preserve">Fibra monomodo OS2 (10 Gbps, hasta 40 km)</w:t>
       </w:r>
     </w:p>
@@ -558,22 +724,33 @@
         <w:rPr>
           <w:b/>
           <w:bCs/>
+          <w:lang w:val="es-ES"/>
         </w:rPr>
         <w:t xml:space="preserve">Conectores:</w:t>
       </w:r>
       <w:r>
-        <w:t xml:space="preserve"> </w:t>
-      </w:r>
-      <w:r>
+        <w:rPr>
+          <w:lang w:val="es-ES"/>
+        </w:rPr>
+        <w:t xml:space="preserve"> </w:t>
+      </w:r>
+      <w:r>
+        <w:rPr>
+          <w:lang w:val="es-ES"/>
+        </w:rPr>
         <w:t xml:space="preserve">LC (estándar en SFP)</w:t>
       </w:r>
       <w:r>
-        <w:t xml:space="preserve"> </w:t>
-      </w:r>
-      <w:r>
-        <w:rPr>
-          <w:b/>
-          <w:bCs/>
+        <w:rPr>
+          <w:lang w:val="es-ES"/>
+        </w:rPr>
+        <w:t xml:space="preserve"> </w:t>
+      </w:r>
+      <w:r>
+        <w:rPr>
+          <w:b/>
+          <w:bCs/>
+          <w:lang w:val="es-ES"/>
         </w:rPr>
         <w:t xml:space="preserve">Módulos SFP:</w:t>
       </w:r>
@@ -587,6 +764,9 @@
         </w:numPr>
       </w:pPr>
       <w:r>
+        <w:rPr>
+          <w:lang w:val="es-ES"/>
+        </w:rPr>
         <w:t xml:space="preserve">200-500 m: SFP+ 10GBASE-SR (multimodo, 850 nm)</w:t>
       </w:r>
     </w:p>
@@ -599,6 +779,9 @@
         </w:numPr>
       </w:pPr>
       <w:r>
+        <w:rPr>
+          <w:lang w:val="es-ES"/>
+        </w:rPr>
         <w:t xml:space="preserve">2000 m: SFP+ 10GBASE-LR (monomodo, 1310 nm)</w:t>
       </w:r>
     </w:p>
@@ -609,6 +792,9 @@
         <w:pStyle w:val="Heading2"/>
       </w:pPr>
       <w:r>
+        <w:rPr>
+          <w:lang w:val="es-ES"/>
+        </w:rPr>
         <w:t xml:space="preserve">5. Pinout y solución de problemas</w:t>
       </w:r>
     </w:p>
@@ -623,13 +809,20 @@
         <w:rPr>
           <w:b/>
           <w:bCs/>
+          <w:lang w:val="es-ES"/>
         </w:rPr>
         <w:t xml:space="preserve">Falla el pin 3</w:t>
       </w:r>
       <w:r>
-        <w:t xml:space="preserve"> </w:t>
-      </w:r>
-      <w:r>
+        <w:rPr>
+          <w:lang w:val="es-ES"/>
+        </w:rPr>
+        <w:t xml:space="preserve"> </w:t>
+      </w:r>
+      <w:r>
+        <w:rPr>
+          <w:lang w:val="es-ES"/>
+        </w:rPr>
         <w:t xml:space="preserve">(el tercer LED no se enciende: posición 3 de 8).</w:t>
       </w:r>
     </w:p>
@@ -644,13 +837,20 @@
         <w:rPr>
           <w:b/>
           <w:bCs/>
+          <w:lang w:val="es-ES"/>
         </w:rPr>
         <w:t xml:space="preserve">Par 3-6</w:t>
       </w:r>
       <w:r>
-        <w:t xml:space="preserve"> </w:t>
-      </w:r>
-      <w:r>
+        <w:rPr>
+          <w:lang w:val="es-ES"/>
+        </w:rPr>
+        <w:t xml:space="preserve"> </w:t>
+      </w:r>
+      <w:r>
+        <w:rPr>
+          <w:lang w:val="es-ES"/>
+        </w:rPr>
         <w:t xml:space="preserve">(blanco/verde y verde en T568B, o blanco/naranja y naranja en T568A). El pin 3 forma parte del par transmisión/recepción junto con el pin 6.</w:t>
       </w:r>
     </w:p>
@@ -665,26 +865,40 @@
         <w:rPr>
           <w:b/>
           <w:bCs/>
+          <w:lang w:val="es-ES"/>
         </w:rPr>
         <w:t xml:space="preserve">Funcionará parcialmente.</w:t>
       </w:r>
       <w:r>
-        <w:t xml:space="preserve"> </w:t>
-      </w:r>
-      <w:r>
+        <w:rPr>
+          <w:lang w:val="es-ES"/>
+        </w:rPr>
+        <w:t xml:space="preserve"> </w:t>
+      </w:r>
+      <w:r>
+        <w:rPr>
+          <w:lang w:val="es-ES"/>
+        </w:rPr>
         <w:t xml:space="preserve">100Base-TX solo necesita los pares 1-2 y 3-6. Como falla el par 3-6, el cable</w:t>
       </w:r>
       <w:r>
-        <w:t xml:space="preserve"> </w:t>
-      </w:r>
-      <w:r>
-        <w:rPr>
-          <w:b/>
-          <w:bCs/>
+        <w:rPr>
+          <w:lang w:val="es-ES"/>
+        </w:rPr>
+        <w:t xml:space="preserve"> </w:t>
+      </w:r>
+      <w:r>
+        <w:rPr>
+          <w:b/>
+          <w:bCs/>
+          <w:lang w:val="es-ES"/>
         </w:rPr>
         <w:t xml:space="preserve">no funcionará ni a 100 Mbps</w:t>
       </w:r>
       <w:r>
+        <w:rPr>
+          <w:lang w:val="es-ES"/>
+        </w:rPr>
         <w:t xml:space="preserve">. Para Gigabit (que necesita los 4 pares), tampoco funcionará.</w:t>
       </w:r>
     </w:p>
@@ -695,6 +909,9 @@
         <w:pStyle w:val="Heading2"/>
       </w:pPr>
       <w:r>
+        <w:rPr>
+          <w:lang w:val="es-ES"/>
+        </w:rPr>
         <w:t xml:space="preserve">6. Diseña el latiguillo perfecto</w:t>
       </w:r>
     </w:p>
@@ -706,13 +923,20 @@
         <w:rPr>
           <w:b/>
           <w:bCs/>
+          <w:lang w:val="es-ES"/>
         </w:rPr>
         <w:t xml:space="preserve">Herramientas:</w:t>
       </w:r>
       <w:r>
-        <w:t xml:space="preserve"> </w:t>
-      </w:r>
-      <w:r>
+        <w:rPr>
+          <w:lang w:val="es-ES"/>
+        </w:rPr>
+        <w:t xml:space="preserve"> </w:t>
+      </w:r>
+      <w:r>
+        <w:rPr>
+          <w:lang w:val="es-ES"/>
+        </w:rPr>
         <w:t xml:space="preserve">Crimpadora RJ45, pelacables, cortador, comprobador de cables.</w:t>
       </w:r>
     </w:p>
@@ -724,181 +948,320 @@
         <w:rPr>
           <w:b/>
           <w:bCs/>
+          <w:lang w:val="es-ES"/>
         </w:rPr>
         <w:t xml:space="preserve">Pasos:</w:t>
       </w:r>
       <w:r>
-        <w:t xml:space="preserve"> </w:t>
-      </w:r>
-      <w:r>
+        <w:rPr>
+          <w:lang w:val="es-ES"/>
+        </w:rPr>
+        <w:t xml:space="preserve"> </w:t>
+      </w:r>
+      <w:r>
+        <w:rPr>
+          <w:lang w:val="es-ES"/>
+        </w:rPr>
         <w:t xml:space="preserve">1.</w:t>
       </w:r>
       <w:r>
-        <w:t xml:space="preserve"> </w:t>
-      </w:r>
-      <w:r>
-        <w:rPr>
-          <w:b/>
-          <w:bCs/>
+        <w:rPr>
+          <w:lang w:val="es-ES"/>
+        </w:rPr>
+        <w:t xml:space="preserve"> </w:t>
+      </w:r>
+      <w:r>
+        <w:rPr>
+          <w:b/>
+          <w:bCs/>
+          <w:lang w:val="es-ES"/>
         </w:rPr>
         <w:t xml:space="preserve">Pelar:</w:t>
       </w:r>
       <w:r>
-        <w:t xml:space="preserve"> </w:t>
-      </w:r>
-      <w:r>
+        <w:rPr>
+          <w:lang w:val="es-ES"/>
+        </w:rPr>
+        <w:t xml:space="preserve"> </w:t>
+      </w:r>
+      <w:r>
+        <w:rPr>
+          <w:lang w:val="es-ES"/>
+        </w:rPr>
         <w:t xml:space="preserve">Con el pelacables, retira unos 2 cm de la funda exterior. Con cuidado de no dañar los hilos internos.</w:t>
       </w:r>
       <w:r>
-        <w:t xml:space="preserve"> </w:t>
-      </w:r>
-      <w:r>
+        <w:rPr>
+          <w:lang w:val="es-ES"/>
+        </w:rPr>
+        <w:t xml:space="preserve"> </w:t>
+      </w:r>
+      <w:r>
+        <w:rPr>
+          <w:lang w:val="es-ES"/>
+        </w:rPr>
         <w:t xml:space="preserve">2.</w:t>
       </w:r>
       <w:r>
-        <w:t xml:space="preserve"> </w:t>
-      </w:r>
-      <w:r>
-        <w:rPr>
-          <w:b/>
-          <w:bCs/>
+        <w:rPr>
+          <w:lang w:val="es-ES"/>
+        </w:rPr>
+        <w:t xml:space="preserve"> </w:t>
+      </w:r>
+      <w:r>
+        <w:rPr>
+          <w:b/>
+          <w:bCs/>
+          <w:lang w:val="es-ES"/>
         </w:rPr>
         <w:t xml:space="preserve">Ordenar (T568B, clip hacia abajo, mirando el conector de frente):</w:t>
       </w:r>
       <w:r>
-        <w:t xml:space="preserve"> </w:t>
-      </w:r>
-      <w:r>
+        <w:rPr>
+          <w:lang w:val="es-ES"/>
+        </w:rPr>
+        <w:t xml:space="preserve"> </w:t>
+      </w:r>
+      <w:r>
+        <w:rPr>
+          <w:lang w:val="es-ES"/>
+        </w:rPr>
         <w:t xml:space="preserve">- Pin 1: Blanco/Naranja</w:t>
       </w:r>
       <w:r>
-        <w:t xml:space="preserve"> </w:t>
-      </w:r>
-      <w:r>
+        <w:rPr>
+          <w:lang w:val="es-ES"/>
+        </w:rPr>
+        <w:t xml:space="preserve"> </w:t>
+      </w:r>
+      <w:r>
+        <w:rPr>
+          <w:lang w:val="es-ES"/>
+        </w:rPr>
         <w:t xml:space="preserve">- Pin 2: Naranja</w:t>
       </w:r>
       <w:r>
-        <w:t xml:space="preserve"> </w:t>
-      </w:r>
-      <w:r>
+        <w:rPr>
+          <w:lang w:val="es-ES"/>
+        </w:rPr>
+        <w:t xml:space="preserve"> </w:t>
+      </w:r>
+      <w:r>
+        <w:rPr>
+          <w:lang w:val="es-ES"/>
+        </w:rPr>
         <w:t xml:space="preserve">- Pin 3: Blanco/Verde</w:t>
       </w:r>
       <w:r>
-        <w:t xml:space="preserve"> </w:t>
-      </w:r>
-      <w:r>
+        <w:rPr>
+          <w:lang w:val="es-ES"/>
+        </w:rPr>
+        <w:t xml:space="preserve"> </w:t>
+      </w:r>
+      <w:r>
+        <w:rPr>
+          <w:lang w:val="es-ES"/>
+        </w:rPr>
         <w:t xml:space="preserve">- Pin 4: Azul</w:t>
       </w:r>
       <w:r>
-        <w:t xml:space="preserve"> </w:t>
-      </w:r>
-      <w:r>
+        <w:rPr>
+          <w:lang w:val="es-ES"/>
+        </w:rPr>
+        <w:t xml:space="preserve"> </w:t>
+      </w:r>
+      <w:r>
+        <w:rPr>
+          <w:lang w:val="es-ES"/>
+        </w:rPr>
         <w:t xml:space="preserve">- Pin 5: Blanco/Azul</w:t>
       </w:r>
       <w:r>
-        <w:t xml:space="preserve"> </w:t>
-      </w:r>
-      <w:r>
+        <w:rPr>
+          <w:lang w:val="es-ES"/>
+        </w:rPr>
+        <w:t xml:space="preserve"> </w:t>
+      </w:r>
+      <w:r>
+        <w:rPr>
+          <w:lang w:val="es-ES"/>
+        </w:rPr>
         <w:t xml:space="preserve">- Pin 6: Verde</w:t>
       </w:r>
       <w:r>
-        <w:t xml:space="preserve"> </w:t>
-      </w:r>
-      <w:r>
+        <w:rPr>
+          <w:lang w:val="es-ES"/>
+        </w:rPr>
+        <w:t xml:space="preserve"> </w:t>
+      </w:r>
+      <w:r>
+        <w:rPr>
+          <w:lang w:val="es-ES"/>
+        </w:rPr>
         <w:t xml:space="preserve">- Pin 7: Blanco/Marrón</w:t>
       </w:r>
       <w:r>
-        <w:t xml:space="preserve"> </w:t>
-      </w:r>
-      <w:r>
+        <w:rPr>
+          <w:lang w:val="es-ES"/>
+        </w:rPr>
+        <w:t xml:space="preserve"> </w:t>
+      </w:r>
+      <w:r>
+        <w:rPr>
+          <w:lang w:val="es-ES"/>
+        </w:rPr>
         <w:t xml:space="preserve">- Pin 8: Marrón</w:t>
       </w:r>
       <w:r>
-        <w:t xml:space="preserve"> </w:t>
-      </w:r>
-      <w:r>
+        <w:rPr>
+          <w:lang w:val="es-ES"/>
+        </w:rPr>
+        <w:t xml:space="preserve"> </w:t>
+      </w:r>
+      <w:r>
+        <w:rPr>
+          <w:lang w:val="es-ES"/>
+        </w:rPr>
         <w:t xml:space="preserve">3.</w:t>
       </w:r>
       <w:r>
-        <w:t xml:space="preserve"> </w:t>
-      </w:r>
-      <w:r>
-        <w:rPr>
-          <w:b/>
-          <w:bCs/>
+        <w:rPr>
+          <w:lang w:val="es-ES"/>
+        </w:rPr>
+        <w:t xml:space="preserve"> </w:t>
+      </w:r>
+      <w:r>
+        <w:rPr>
+          <w:b/>
+          <w:bCs/>
+          <w:lang w:val="es-ES"/>
         </w:rPr>
         <w:t xml:space="preserve">Cortar:</w:t>
       </w:r>
       <w:r>
-        <w:t xml:space="preserve"> </w:t>
-      </w:r>
-      <w:r>
+        <w:rPr>
+          <w:lang w:val="es-ES"/>
+        </w:rPr>
+        <w:t xml:space="preserve"> </w:t>
+      </w:r>
+      <w:r>
+        <w:rPr>
+          <w:lang w:val="es-ES"/>
+        </w:rPr>
         <w:t xml:space="preserve">Con la crimpadora, corta los hilos rectos dejando aproximadamente 1 cm desde la funda.</w:t>
       </w:r>
       <w:r>
-        <w:t xml:space="preserve"> </w:t>
-      </w:r>
-      <w:r>
+        <w:rPr>
+          <w:lang w:val="es-ES"/>
+        </w:rPr>
+        <w:t xml:space="preserve"> </w:t>
+      </w:r>
+      <w:r>
+        <w:rPr>
+          <w:lang w:val="es-ES"/>
+        </w:rPr>
         <w:t xml:space="preserve">4.</w:t>
       </w:r>
       <w:r>
-        <w:t xml:space="preserve"> </w:t>
-      </w:r>
-      <w:r>
-        <w:rPr>
-          <w:b/>
-          <w:bCs/>
+        <w:rPr>
+          <w:lang w:val="es-ES"/>
+        </w:rPr>
+        <w:t xml:space="preserve"> </w:t>
+      </w:r>
+      <w:r>
+        <w:rPr>
+          <w:b/>
+          <w:bCs/>
+          <w:lang w:val="es-ES"/>
         </w:rPr>
         <w:t xml:space="preserve">Insertar:</w:t>
       </w:r>
       <w:r>
-        <w:t xml:space="preserve"> </w:t>
-      </w:r>
-      <w:r>
+        <w:rPr>
+          <w:lang w:val="es-ES"/>
+        </w:rPr>
+        <w:t xml:space="preserve"> </w:t>
+      </w:r>
+      <w:r>
+        <w:rPr>
+          <w:lang w:val="es-ES"/>
+        </w:rPr>
         <w:t xml:space="preserve">Mete los hilos en el conector RJ45, empujando hasta que los veas asomar por el frente (por los contactos dorados). La funda debe quedar dentro del conector (el pasador de sujeción la agarra).</w:t>
       </w:r>
       <w:r>
-        <w:t xml:space="preserve"> </w:t>
-      </w:r>
-      <w:r>
+        <w:rPr>
+          <w:lang w:val="es-ES"/>
+        </w:rPr>
+        <w:t xml:space="preserve"> </w:t>
+      </w:r>
+      <w:r>
+        <w:rPr>
+          <w:lang w:val="es-ES"/>
+        </w:rPr>
         <w:t xml:space="preserve">5.</w:t>
       </w:r>
       <w:r>
-        <w:t xml:space="preserve"> </w:t>
-      </w:r>
-      <w:r>
-        <w:rPr>
-          <w:b/>
-          <w:bCs/>
+        <w:rPr>
+          <w:lang w:val="es-ES"/>
+        </w:rPr>
+        <w:t xml:space="preserve"> </w:t>
+      </w:r>
+      <w:r>
+        <w:rPr>
+          <w:b/>
+          <w:bCs/>
+          <w:lang w:val="es-ES"/>
         </w:rPr>
         <w:t xml:space="preserve">Crimpar:</w:t>
       </w:r>
       <w:r>
-        <w:t xml:space="preserve"> </w:t>
-      </w:r>
-      <w:r>
+        <w:rPr>
+          <w:lang w:val="es-ES"/>
+        </w:rPr>
+        <w:t xml:space="preserve"> </w:t>
+      </w:r>
+      <w:r>
+        <w:rPr>
+          <w:lang w:val="es-ES"/>
+        </w:rPr>
         <w:t xml:space="preserve">Introduce el conector en la crimpadora y aprieta firmemente hasta oír un clic.</w:t>
       </w:r>
       <w:r>
-        <w:t xml:space="preserve"> </w:t>
-      </w:r>
-      <w:r>
+        <w:rPr>
+          <w:lang w:val="es-ES"/>
+        </w:rPr>
+        <w:t xml:space="preserve"> </w:t>
+      </w:r>
+      <w:r>
+        <w:rPr>
+          <w:lang w:val="es-ES"/>
+        </w:rPr>
         <w:t xml:space="preserve">6.</w:t>
       </w:r>
       <w:r>
-        <w:t xml:space="preserve"> </w:t>
-      </w:r>
-      <w:r>
-        <w:rPr>
-          <w:b/>
-          <w:bCs/>
+        <w:rPr>
+          <w:lang w:val="es-ES"/>
+        </w:rPr>
+        <w:t xml:space="preserve"> </w:t>
+      </w:r>
+      <w:r>
+        <w:rPr>
+          <w:b/>
+          <w:bCs/>
+          <w:lang w:val="es-ES"/>
         </w:rPr>
         <w:t xml:space="preserve">Comprobar:</w:t>
       </w:r>
       <w:r>
-        <w:t xml:space="preserve"> </w:t>
-      </w:r>
-      <w:r>
+        <w:rPr>
+          <w:lang w:val="es-ES"/>
+        </w:rPr>
+        <w:t xml:space="preserve"> </w:t>
+      </w:r>
+      <w:r>
+        <w:rPr>
+          <w:lang w:val="es-ES"/>
+        </w:rPr>
         <w:t xml:space="preserve">Usa el tester para verificar continuidad en todos los pines (1-8 en orden). Si algún LED no se enciende o el orden es incorrecto, corta y repite.</w:t>
       </w:r>
     </w:p>
@@ -910,13 +1273,20 @@
         <w:rPr>
           <w:b/>
           <w:bCs/>
+          <w:lang w:val="es-ES"/>
         </w:rPr>
         <w:t xml:space="preserve">Señal de crimpado correcto:</w:t>
       </w:r>
       <w:r>
-        <w:t xml:space="preserve"> </w:t>
-      </w:r>
-      <w:r>
+        <w:rPr>
+          <w:lang w:val="es-ES"/>
+        </w:rPr>
+        <w:t xml:space="preserve"> </w:t>
+      </w:r>
+      <w:r>
+        <w:rPr>
+          <w:lang w:val="es-ES"/>
+        </w:rPr>
         <w:t xml:space="preserve">Todos los contactos dorados están hundidos uniformemente, la funda está sujeta por el pasador, y el tester muestra LEDs 1-8 en secuencia correcta.</w:t>
       </w:r>
     </w:p>
@@ -927,6 +1297,9 @@
         <w:pStyle w:val="Heading2"/>
       </w:pPr>
       <w:r>
+        <w:rPr>
+          <w:lang w:val="es-ES"/>
+        </w:rPr>
         <w:t xml:space="preserve">7. Elección de medio a escala</w:t>
       </w:r>
     </w:p>
@@ -941,23 +1314,34 @@
         <w:rPr>
           <w:b/>
           <w:bCs/>
+          <w:lang w:val="es-ES"/>
         </w:rPr>
         <w:t xml:space="preserve">Mini-oficina (8 puestos, 60 m²):</w:t>
       </w:r>
       <w:r>
-        <w:t xml:space="preserve"> </w:t>
-      </w:r>
-      <w:r>
-        <w:rPr>
-          <w:b/>
-          <w:bCs/>
+        <w:rPr>
+          <w:lang w:val="es-ES"/>
+        </w:rPr>
+        <w:t xml:space="preserve"> </w:t>
+      </w:r>
+      <w:r>
+        <w:rPr>
+          <w:b/>
+          <w:bCs/>
+          <w:lang w:val="es-ES"/>
         </w:rPr>
         <w:t xml:space="preserve">Cobre Cat6 para los puestos fijos.</w:t>
       </w:r>
       <w:r>
-        <w:t xml:space="preserve"> </w:t>
-      </w:r>
-      <w:r>
+        <w:rPr>
+          <w:lang w:val="es-ES"/>
+        </w:rPr>
+        <w:t xml:space="preserve"> </w:t>
+      </w:r>
+      <w:r>
+        <w:rPr>
+          <w:lang w:val="es-ES"/>
+        </w:rPr>
         <w:t xml:space="preserve">Distancias cortas (&lt; 100 m), presupuesto ajustado: el cobre da rendimiento y estabilidad a buen precio.</w:t>
       </w:r>
     </w:p>
@@ -972,23 +1356,34 @@
         <w:rPr>
           <w:b/>
           <w:bCs/>
+          <w:lang w:val="es-ES"/>
         </w:rPr>
         <w:t xml:space="preserve">Planta de 40 puestos (rack en la misma planta):</w:t>
       </w:r>
       <w:r>
-        <w:t xml:space="preserve"> </w:t>
-      </w:r>
-      <w:r>
-        <w:rPr>
-          <w:b/>
-          <w:bCs/>
+        <w:rPr>
+          <w:lang w:val="es-ES"/>
+        </w:rPr>
+        <w:t xml:space="preserve"> </w:t>
+      </w:r>
+      <w:r>
+        <w:rPr>
+          <w:b/>
+          <w:bCs/>
+          <w:lang w:val="es-ES"/>
         </w:rPr>
         <w:t xml:space="preserve">Cobre Cat6 a todos los puestos</w:t>
       </w:r>
       <w:r>
-        <w:t xml:space="preserve"> </w:t>
-      </w:r>
-      <w:r>
+        <w:rPr>
+          <w:lang w:val="es-ES"/>
+        </w:rPr>
+        <w:t xml:space="preserve"> </w:t>
+      </w:r>
+      <w:r>
+        <w:rPr>
+          <w:lang w:val="es-ES"/>
+        </w:rPr>
         <w:t xml:space="preserve">(distancias dentro de los 100 m, 1 Gbps) con cableado estructurado (patch panels + latiguillos). El uplink del rack si se extiende a otra sala más lejana: fibra multimodo.</w:t>
       </w:r>
     </w:p>
@@ -1003,6 +1398,7 @@
         <w:rPr>
           <w:b/>
           <w:bCs/>
+          <w:lang w:val="es-ES"/>
         </w:rPr>
         <w:t xml:space="preserve">Campus de 3 edificios:</w:t>
       </w:r>
@@ -1019,13 +1415,20 @@
         <w:rPr>
           <w:b/>
           <w:bCs/>
+          <w:lang w:val="es-ES"/>
         </w:rPr>
         <w:t xml:space="preserve">100 m:</w:t>
       </w:r>
       <w:r>
-        <w:t xml:space="preserve"> </w:t>
-      </w:r>
-      <w:r>
+        <w:rPr>
+          <w:lang w:val="es-ES"/>
+        </w:rPr>
+        <w:t xml:space="preserve"> </w:t>
+      </w:r>
+      <w:r>
+        <w:rPr>
+          <w:lang w:val="es-ES"/>
+        </w:rPr>
         <w:t xml:space="preserve">Cobre Cat6a (límite exacto del cobre; correcto y barato) o fibra multimodo si se prefiere backbone.</w:t>
       </w:r>
     </w:p>
@@ -1041,23 +1444,34 @@
         <w:rPr>
           <w:b/>
           <w:bCs/>
+          <w:lang w:val="es-ES"/>
         </w:rPr>
         <w:t xml:space="preserve">500 m:</w:t>
       </w:r>
       <w:r>
-        <w:t xml:space="preserve"> </w:t>
-      </w:r>
-      <w:r>
-        <w:rPr>
-          <w:b/>
-          <w:bCs/>
+        <w:rPr>
+          <w:lang w:val="es-ES"/>
+        </w:rPr>
+        <w:t xml:space="preserve"> </w:t>
+      </w:r>
+      <w:r>
+        <w:rPr>
+          <w:b/>
+          <w:bCs/>
+          <w:lang w:val="es-ES"/>
         </w:rPr>
         <w:t xml:space="preserve">Fibra multimodo OM3/OM4</w:t>
       </w:r>
       <w:r>
-        <w:t xml:space="preserve"> </w:t>
-      </w:r>
-      <w:r>
+        <w:rPr>
+          <w:lang w:val="es-ES"/>
+        </w:rPr>
+        <w:t xml:space="preserve"> </w:t>
+      </w:r>
+      <w:r>
+        <w:rPr>
+          <w:lang w:val="es-ES"/>
+        </w:rPr>
         <w:t xml:space="preserve">(el cobre no llega a 500 m; la multimodo cubre hasta ~550 m a 10 Gbps).</w:t>
       </w:r>
     </w:p>
@@ -1073,23 +1487,34 @@
         <w:rPr>
           <w:b/>
           <w:bCs/>
+          <w:lang w:val="es-ES"/>
         </w:rPr>
         <w:t xml:space="preserve">2000 m:</w:t>
       </w:r>
       <w:r>
-        <w:t xml:space="preserve"> </w:t>
-      </w:r>
-      <w:r>
-        <w:rPr>
-          <w:b/>
-          <w:bCs/>
+        <w:rPr>
+          <w:lang w:val="es-ES"/>
+        </w:rPr>
+        <w:t xml:space="preserve"> </w:t>
+      </w:r>
+      <w:r>
+        <w:rPr>
+          <w:b/>
+          <w:bCs/>
+          <w:lang w:val="es-ES"/>
         </w:rPr>
         <w:t xml:space="preserve">Fibra monomodo OS2</w:t>
       </w:r>
       <w:r>
-        <w:t xml:space="preserve"> </w:t>
-      </w:r>
-      <w:r>
+        <w:rPr>
+          <w:lang w:val="es-ES"/>
+        </w:rPr>
+        <w:t xml:space="preserve"> </w:t>
+      </w:r>
+      <w:r>
+        <w:rPr>
+          <w:lang w:val="es-ES"/>
+        </w:rPr>
         <w:t xml:space="preserve">(obligatoria: solo la monomodo cubre distancias de kilómetros).</w:t>
       </w:r>
     </w:p>
@@ -1098,22 +1523,35 @@
         <w:pStyle w:val="BlockText"/>
       </w:pPr>
       <w:r>
+        <w:rPr>
+          <w:lang w:val="es-ES"/>
+        </w:rPr>
         <w:t xml:space="preserve">💡</w:t>
       </w:r>
       <w:r>
-        <w:t xml:space="preserve"> </w:t>
-      </w:r>
-      <w:r>
-        <w:rPr>
-          <w:b/>
-          <w:bCs/>
+        <w:rPr>
+          <w:lang w:val="es-ES"/>
+        </w:rPr>
+        <w:t xml:space="preserve"> </w:t>
+      </w:r>
+      <w:r>
+        <w:rPr>
+          <w:b/>
+          <w:bCs/>
+          <w:lang w:val="es-ES"/>
         </w:rPr>
         <w:t xml:space="preserve">Regla resumen:</w:t>
       </w:r>
       <w:r>
-        <w:t xml:space="preserve"> </w:t>
-      </w:r>
-      <w:r>
+        <w:rPr>
+          <w:lang w:val="es-ES"/>
+        </w:rPr>
+        <w:t xml:space="preserve"> </w:t>
+      </w:r>
+      <w:r>
+        <w:rPr>
+          <w:lang w:val="es-ES"/>
+        </w:rPr>
         <w:t xml:space="preserve">distancia decide el medio (cobre ≤ 100 m, multimodo ≤ ~550 m, monomodo el resto); presupuesto decide las categorías.</w:t>
       </w:r>
     </w:p>
@@ -1124,6 +1562,9 @@
         <w:pStyle w:val="Heading2"/>
       </w:pPr>
       <w:r>
+        <w:rPr>
+          <w:lang w:val="es-ES"/>
+        </w:rPr>
         <w:t xml:space="preserve">8. Diagnóstico por capas (OSI en acción)</w:t>
       </w:r>
     </w:p>
@@ -1135,13 +1576,20 @@
         <w:rPr>
           <w:b/>
           <w:bCs/>
+          <w:lang w:val="es-ES"/>
         </w:rPr>
         <w:t xml:space="preserve">Síntoma A → Capa 2 (trama).</w:t>
       </w:r>
       <w:r>
-        <w:t xml:space="preserve"> </w:t>
-      </w:r>
-      <w:r>
+        <w:rPr>
+          <w:lang w:val="es-ES"/>
+        </w:rPr>
+        <w:t xml:space="preserve"> </w:t>
+      </w:r>
+      <w:r>
+        <w:rPr>
+          <w:lang w:val="es-ES"/>
+        </w:rPr>
         <w:t xml:space="preserve">El medio está bien (LED + tester = capa 1 OK). FCS erróneo = trama descartada en la red local; el ping falla de forma intermitente (basura en el cable, interferencia cerca, crimpado marginal que el tester simple no caza). Herramienta: Wireshark (contar CRC/errors) + tester de categoría/certificador.</w:t>
       </w:r>
     </w:p>
@@ -1153,13 +1601,20 @@
         <w:rPr>
           <w:b/>
           <w:bCs/>
+          <w:lang w:val="es-ES"/>
         </w:rPr>
         <w:t xml:space="preserve">Síntoma B → Capa 1 (física).</w:t>
       </w:r>
       <w:r>
-        <w:t xml:space="preserve"> </w:t>
-      </w:r>
-      <w:r>
+        <w:rPr>
+          <w:lang w:val="es-ES"/>
+        </w:rPr>
+        <w:t xml:space="preserve"> </w:t>
+      </w:r>
+      <w:r>
+        <w:rPr>
+          <w:lang w:val="es-ES"/>
+        </w:rPr>
         <w:t xml:space="preserve">LED apagado = no hay enlace: sin negociación no hay bits. Revisa el cable, el conector, el puerto del switch y la NIC del PC.</w:t>
       </w:r>
     </w:p>
@@ -1171,13 +1626,20 @@
         <w:rPr>
           <w:b/>
           <w:bCs/>
+          <w:lang w:val="es-ES"/>
         </w:rPr>
         <w:t xml:space="preserve">Síntoma C → Capa 1 (física).</w:t>
       </w:r>
       <w:r>
-        <w:t xml:space="preserve"> </w:t>
-      </w:r>
-      <w:r>
+        <w:rPr>
+          <w:lang w:val="es-ES"/>
+        </w:rPr>
+        <w:t xml:space="preserve"> </w:t>
+      </w:r>
+      <w:r>
+        <w:rPr>
+          <w:lang w:val="es-ES"/>
+        </w:rPr>
         <w:t xml:space="preserve">Par partido = no hay enlace: sin LED no hay negociación, no hay bits. Repelar/crimpar o sustituir el tramo.</w:t>
       </w:r>
     </w:p>
@@ -1186,22 +1648,35 @@
         <w:pStyle w:val="BlockText"/>
       </w:pPr>
       <w:r>
+        <w:rPr>
+          <w:lang w:val="es-ES"/>
+        </w:rPr>
         <w:t xml:space="preserve">💡</w:t>
       </w:r>
       <w:r>
-        <w:t xml:space="preserve"> </w:t>
-      </w:r>
-      <w:r>
-        <w:rPr>
-          <w:b/>
-          <w:bCs/>
+        <w:rPr>
+          <w:lang w:val="es-ES"/>
+        </w:rPr>
+        <w:t xml:space="preserve"> </w:t>
+      </w:r>
+      <w:r>
+        <w:rPr>
+          <w:b/>
+          <w:bCs/>
+          <w:lang w:val="es-ES"/>
         </w:rPr>
         <w:t xml:space="preserve">Clave de examen:</w:t>
       </w:r>
       <w:r>
-        <w:t xml:space="preserve"> </w:t>
-      </w:r>
-      <w:r>
+        <w:rPr>
+          <w:lang w:val="es-ES"/>
+        </w:rPr>
+        <w:t xml:space="preserve"> </w:t>
+      </w:r>
+      <w:r>
+        <w:rPr>
+          <w:lang w:val="es-ES"/>
+        </w:rPr>
         <w:t xml:space="preserve">si hay LED y el tester pasa, la capa 1 local funciona; si no hay LED, ni mires Wireshark.</w:t>
       </w:r>
     </w:p>

--- a/docx/02-ethernet-cableado/boletin-U02-avanzado-resuelto.docx
+++ b/docx/02-ethernet-cableado/boletin-U02-avanzado-resuelto.docx
@@ -15,9 +15,6 @@
             <w:pStyle w:val="TOCHeading"/>
           </w:pPr>
           <w:r>
-            <w:rPr>
-              <w:lang w:val="es-ES"/>
-            </w:rPr>
             <w:t xml:space="preserve">Table of Contents</w:t>
           </w:r>
         </w:p>
@@ -37,9 +34,6 @@
         <w:pStyle w:val="Heading1"/>
       </w:pPr>
       <w:r>
-        <w:rPr>
-          <w:lang w:val="es-ES"/>
-        </w:rPr>
         <w:t xml:space="preserve">Boletín UD2 — Avanzado (Resuelto)</w:t>
       </w:r>
     </w:p>
@@ -50,9 +44,6 @@
         <w:pStyle w:val="Heading1"/>
       </w:pPr>
       <w:r>
-        <w:rPr>
-          <w:lang w:val="es-ES"/>
-        </w:rPr>
         <w:t xml:space="preserve">✅ Boletín UD2 — Avanzado (Resuelto)</w:t>
       </w:r>
     </w:p>
@@ -69,9 +60,6 @@
         <w:pStyle w:val="Heading2"/>
       </w:pPr>
       <w:r>
-        <w:rPr>
-          <w:lang w:val="es-ES"/>
-        </w:rPr>
         <w:t xml:space="preserve">1. Diagnóstico de cableado</w:t>
       </w:r>
     </w:p>
@@ -86,7 +74,6 @@
         <w:rPr>
           <w:b/>
           <w:bCs/>
-          <w:lang w:val="es-ES"/>
         </w:rPr>
         <w:t xml:space="preserve">Causas posibles:</w:t>
       </w:r>
@@ -100,9 +87,6 @@
         </w:numPr>
       </w:pPr>
       <w:r>
-        <w:rPr>
-          <w:lang w:val="es-ES"/>
-        </w:rPr>
         <w:t xml:space="preserve">Solo 2 pares conectados (mal crimpado) → negociación a 100 Mbps</w:t>
       </w:r>
     </w:p>
@@ -115,9 +99,6 @@
         </w:numPr>
       </w:pPr>
       <w:r>
-        <w:rPr>
-          <w:lang w:val="es-ES"/>
-        </w:rPr>
         <w:t xml:space="preserve">Cable Cat5e dañado o de mala calidad</w:t>
       </w:r>
     </w:p>
@@ -130,9 +111,6 @@
         </w:numPr>
       </w:pPr>
       <w:r>
-        <w:rPr>
-          <w:lang w:val="es-ES"/>
-        </w:rPr>
         <w:t xml:space="preserve">El switch o PC tienen el puerto configurado manualmente a 100 Mbps</w:t>
       </w:r>
     </w:p>
@@ -145,9 +123,6 @@
         </w:numPr>
       </w:pPr>
       <w:r>
-        <w:rPr>
-          <w:lang w:val="es-ES"/>
-        </w:rPr>
         <w:t xml:space="preserve">Cable demasiado largo (&gt;100 m)</w:t>
       </w:r>
     </w:p>
@@ -162,20 +137,13 @@
         <w:rPr>
           <w:b/>
           <w:bCs/>
-          <w:lang w:val="es-ES"/>
         </w:rPr>
         <w:t xml:space="preserve">Herramientas:</w:t>
       </w:r>
       <w:r>
-        <w:rPr>
-          <w:lang w:val="es-ES"/>
-        </w:rPr>
-        <w:t xml:space="preserve"> </w:t>
-      </w:r>
-      <w:r>
-        <w:rPr>
-          <w:lang w:val="es-ES"/>
-        </w:rPr>
+        <w:t xml:space="preserve"> </w:t>
+      </w:r>
+      <w:r>
         <w:t xml:space="preserve">Comprobador de cables (para verificar continuidad de los 4 pares), y la configuración de red del PC/switch (para ver velocidad negociada).</w:t>
       </w:r>
     </w:p>
@@ -190,7 +158,6 @@
         <w:rPr>
           <w:b/>
           <w:bCs/>
-          <w:lang w:val="es-ES"/>
         </w:rPr>
         <w:t xml:space="preserve">Prueba de diagnóstico:</w:t>
       </w:r>
@@ -204,9 +171,6 @@
         </w:numPr>
       </w:pPr>
       <w:r>
-        <w:rPr>
-          <w:lang w:val="es-ES"/>
-        </w:rPr>
         <w:t xml:space="preserve">Probar el mismo cable con otro PC y otro puerto del switch</w:t>
       </w:r>
     </w:p>
@@ -219,9 +183,6 @@
         </w:numPr>
       </w:pPr>
       <w:r>
-        <w:rPr>
-          <w:lang w:val="es-ES"/>
-        </w:rPr>
         <w:t xml:space="preserve">Probar otro cable conocido bueno en el mismo PC y puerto</w:t>
       </w:r>
     </w:p>
@@ -234,9 +195,6 @@
         </w:numPr>
       </w:pPr>
       <w:r>
-        <w:rPr>
-          <w:lang w:val="es-ES"/>
-        </w:rPr>
         <w:t xml:space="preserve">Si el cable nuevo funciona a 1 Gbps → el cable original está dañado</w:t>
       </w:r>
     </w:p>
@@ -249,9 +207,6 @@
         </w:numPr>
       </w:pPr>
       <w:r>
-        <w:rPr>
-          <w:lang w:val="es-ES"/>
-        </w:rPr>
         <w:t xml:space="preserve">Si ningún cable funciona a 1 Gbps → problema en PC o switch</w:t>
       </w:r>
     </w:p>
@@ -262,9 +217,6 @@
         <w:pStyle w:val="Heading2"/>
       </w:pPr>
       <w:r>
-        <w:rPr>
-          <w:lang w:val="es-ES"/>
-        </w:rPr>
         <w:t xml:space="preserve">2. Diseño de cableado estructurado</w:t>
       </w:r>
     </w:p>
@@ -279,7 +231,6 @@
         <w:rPr>
           <w:b/>
           <w:bCs/>
-          <w:lang w:val="es-ES"/>
         </w:rPr>
         <w:t xml:space="preserve">Switches:</w:t>
       </w:r>
@@ -293,9 +244,6 @@
         </w:numPr>
       </w:pPr>
       <w:r>
-        <w:rPr>
-          <w:lang w:val="es-ES"/>
-        </w:rPr>
         <w:t xml:space="preserve">Planta 1: 1 switch de 48 puertos (para 40 puestos + servidores)</w:t>
       </w:r>
     </w:p>
@@ -308,9 +256,6 @@
         </w:numPr>
       </w:pPr>
       <w:r>
-        <w:rPr>
-          <w:lang w:val="es-ES"/>
-        </w:rPr>
         <w:t xml:space="preserve">Planta 2: 1 switch de 48 puertos (para 30 puestos)</w:t>
       </w:r>
     </w:p>
@@ -323,9 +268,6 @@
         </w:numPr>
       </w:pPr>
       <w:r>
-        <w:rPr>
-          <w:lang w:val="es-ES"/>
-        </w:rPr>
         <w:t xml:space="preserve">Switch de core en la sala de servidores</w:t>
       </w:r>
     </w:p>
@@ -340,7 +282,6 @@
         <w:rPr>
           <w:b/>
           <w:bCs/>
-          <w:lang w:val="es-ES"/>
         </w:rPr>
         <w:t xml:space="preserve">Cable:</w:t>
       </w:r>
@@ -354,9 +295,6 @@
         </w:numPr>
       </w:pPr>
       <w:r>
-        <w:rPr>
-          <w:lang w:val="es-ES"/>
-        </w:rPr>
         <w:t xml:space="preserve">Puestos: Cat6 (estándar para 1 Gbps)</w:t>
       </w:r>
     </w:p>
@@ -369,9 +307,6 @@
         </w:numPr>
       </w:pPr>
       <w:r>
-        <w:rPr>
-          <w:lang w:val="es-ES"/>
-        </w:rPr>
         <w:t xml:space="preserve">Uplinks entre plantas: fibra multimodo (OM3/OM4, 10 Gbps)</w:t>
       </w:r>
     </w:p>
@@ -386,20 +321,13 @@
         <w:rPr>
           <w:b/>
           <w:bCs/>
-          <w:lang w:val="es-ES"/>
         </w:rPr>
         <w:t xml:space="preserve">Patch panels:</w:t>
       </w:r>
       <w:r>
-        <w:rPr>
-          <w:lang w:val="es-ES"/>
-        </w:rPr>
-        <w:t xml:space="preserve"> </w:t>
-      </w:r>
-      <w:r>
-        <w:rPr>
-          <w:lang w:val="es-ES"/>
-        </w:rPr>
+        <w:t xml:space="preserve"> </w:t>
+      </w:r>
+      <w:r>
         <w:t xml:space="preserve">1 panel de 48 puertos por planta, cerca del switch correspondiente.</w:t>
       </w:r>
     </w:p>
@@ -414,20 +342,13 @@
         <w:rPr>
           <w:b/>
           <w:bCs/>
-          <w:lang w:val="es-ES"/>
         </w:rPr>
         <w:t xml:space="preserve">Conexión entre plantas:</w:t>
       </w:r>
       <w:r>
-        <w:rPr>
-          <w:lang w:val="es-ES"/>
-        </w:rPr>
-        <w:t xml:space="preserve"> </w:t>
-      </w:r>
-      <w:r>
-        <w:rPr>
-          <w:lang w:val="es-ES"/>
-        </w:rPr>
+        <w:t xml:space="preserve"> </w:t>
+      </w:r>
+      <w:r>
         <w:t xml:space="preserve">Fibra multimodo desde cada switch de planta hasta el switch de core en la sala de servidores, usando módulos SFP+.</w:t>
       </w:r>
     </w:p>
@@ -438,9 +359,6 @@
         <w:pStyle w:val="Heading2"/>
       </w:pPr>
       <w:r>
-        <w:rPr>
-          <w:lang w:val="es-ES"/>
-        </w:rPr>
         <w:t xml:space="preserve">3. Cálculo de atenuación</w:t>
       </w:r>
     </w:p>
@@ -452,22 +370,15 @@
         </w:numPr>
       </w:pPr>
       <w:r>
-        <w:rPr>
-          <w:lang w:val="es-ES"/>
-        </w:rPr>
         <w:t xml:space="preserve">Potencia recibida = 2 dBm - 21,3 dB =</w:t>
       </w:r>
       <w:r>
-        <w:rPr>
-          <w:lang w:val="es-ES"/>
-        </w:rPr>
-        <w:t xml:space="preserve"> </w:t>
-      </w:r>
-      <w:r>
-        <w:rPr>
-          <w:b/>
-          <w:bCs/>
-          <w:lang w:val="es-ES"/>
+        <w:t xml:space="preserve"> </w:t>
+      </w:r>
+      <w:r>
+        <w:rPr>
+          <w:b/>
+          <w:bCs/>
         </w:rPr>
         <w:t xml:space="preserve">-19,3 dBm</w:t>
       </w:r>
@@ -483,20 +394,13 @@
         <w:rPr>
           <w:b/>
           <w:bCs/>
-          <w:lang w:val="es-ES"/>
         </w:rPr>
         <w:t xml:space="preserve">Sí funciona.</w:t>
       </w:r>
       <w:r>
-        <w:rPr>
-          <w:lang w:val="es-ES"/>
-        </w:rPr>
-        <w:t xml:space="preserve"> </w:t>
-      </w:r>
-      <w:r>
-        <w:rPr>
-          <w:lang w:val="es-ES"/>
-        </w:rPr>
+        <w:t xml:space="preserve"> </w:t>
+      </w:r>
+      <w:r>
         <w:t xml:space="preserve">-19,3 dBm &gt; -20 dBm (el umbral del receptor). La señal es válida.</w:t>
       </w:r>
     </w:p>
@@ -508,61 +412,38 @@
         </w:numPr>
       </w:pPr>
       <w:r>
-        <w:rPr>
-          <w:lang w:val="es-ES"/>
-        </w:rPr>
         <w:t xml:space="preserve">A 120 metros: atenuación proporcional = 21,3 × (120/100) = 25,56 dB</w:t>
       </w:r>
       <w:r>
-        <w:rPr>
-          <w:lang w:val="es-ES"/>
-        </w:rPr>
-        <w:t xml:space="preserve"> </w:t>
-      </w:r>
-      <w:r>
-        <w:rPr>
-          <w:lang w:val="es-ES"/>
-        </w:rPr>
+        <w:t xml:space="preserve"> </w:t>
+      </w:r>
+      <w:r>
         <w:t xml:space="preserve">Potencia recibida = 2 - 25,56 =</w:t>
       </w:r>
       <w:r>
-        <w:rPr>
-          <w:lang w:val="es-ES"/>
-        </w:rPr>
-        <w:t xml:space="preserve"> </w:t>
-      </w:r>
-      <w:r>
-        <w:rPr>
-          <w:b/>
-          <w:bCs/>
-          <w:lang w:val="es-ES"/>
+        <w:t xml:space="preserve"> </w:t>
+      </w:r>
+      <w:r>
+        <w:rPr>
+          <w:b/>
+          <w:bCs/>
         </w:rPr>
         <w:t xml:space="preserve">-23,56 dBm</w:t>
       </w:r>
       <w:r>
-        <w:rPr>
-          <w:lang w:val="es-ES"/>
-        </w:rPr>
-        <w:t xml:space="preserve"> </w:t>
-      </w:r>
-      <w:r>
-        <w:rPr>
-          <w:b/>
-          <w:bCs/>
-          <w:lang w:val="es-ES"/>
+        <w:t xml:space="preserve"> </w:t>
+      </w:r>
+      <w:r>
+        <w:rPr>
+          <w:b/>
+          <w:bCs/>
         </w:rPr>
         <w:t xml:space="preserve">No funciona.</w:t>
       </w:r>
       <w:r>
-        <w:rPr>
-          <w:lang w:val="es-ES"/>
-        </w:rPr>
-        <w:t xml:space="preserve"> </w:t>
-      </w:r>
-      <w:r>
-        <w:rPr>
-          <w:lang w:val="es-ES"/>
-        </w:rPr>
+        <w:t xml:space="preserve"> </w:t>
+      </w:r>
+      <w:r>
         <w:t xml:space="preserve">-23,56 dBm está por debajo del umbral de -20 dBm.</w:t>
       </w:r>
     </w:p>
@@ -573,9 +454,6 @@
         <w:pStyle w:val="Heading2"/>
       </w:pPr>
       <w:r>
-        <w:rPr>
-          <w:lang w:val="es-ES"/>
-        </w:rPr>
         <w:t xml:space="preserve">4. Fibra vs cobre: caso real</w:t>
       </w:r>
     </w:p>
@@ -590,72 +468,45 @@
         <w:rPr>
           <w:b/>
           <w:bCs/>
-          <w:lang w:val="es-ES"/>
         </w:rPr>
         <w:t xml:space="preserve">200 m:</w:t>
       </w:r>
       <w:r>
-        <w:rPr>
-          <w:lang w:val="es-ES"/>
-        </w:rPr>
-        <w:t xml:space="preserve"> </w:t>
-      </w:r>
-      <w:r>
-        <w:rPr>
-          <w:lang w:val="es-ES"/>
-        </w:rPr>
+        <w:t xml:space="preserve"> </w:t>
+      </w:r>
+      <w:r>
         <w:t xml:space="preserve">Fibra multimodo (el cobre Cat6a se queda en 100 m)</w:t>
       </w:r>
       <w:r>
-        <w:rPr>
-          <w:lang w:val="es-ES"/>
-        </w:rPr>
-        <w:t xml:space="preserve"> </w:t>
-      </w:r>
-      <w:r>
-        <w:rPr>
-          <w:b/>
-          <w:bCs/>
-          <w:lang w:val="es-ES"/>
+        <w:t xml:space="preserve"> </w:t>
+      </w:r>
+      <w:r>
+        <w:rPr>
+          <w:b/>
+          <w:bCs/>
         </w:rPr>
         <w:t xml:space="preserve">500 m:</w:t>
       </w:r>
       <w:r>
-        <w:rPr>
-          <w:lang w:val="es-ES"/>
-        </w:rPr>
-        <w:t xml:space="preserve"> </w:t>
-      </w:r>
-      <w:r>
-        <w:rPr>
-          <w:lang w:val="es-ES"/>
-        </w:rPr>
+        <w:t xml:space="preserve"> </w:t>
+      </w:r>
+      <w:r>
         <w:t xml:space="preserve">Fibra multimodo (el cobre no llega a 500 m)</w:t>
       </w:r>
       <w:r>
-        <w:rPr>
-          <w:lang w:val="es-ES"/>
-        </w:rPr>
-        <w:t xml:space="preserve"> </w:t>
-      </w:r>
-      <w:r>
-        <w:rPr>
-          <w:b/>
-          <w:bCs/>
-          <w:lang w:val="es-ES"/>
+        <w:t xml:space="preserve"> </w:t>
+      </w:r>
+      <w:r>
+        <w:rPr>
+          <w:b/>
+          <w:bCs/>
         </w:rPr>
         <w:t xml:space="preserve">2000 m:</w:t>
       </w:r>
       <w:r>
-        <w:rPr>
-          <w:lang w:val="es-ES"/>
-        </w:rPr>
-        <w:t xml:space="preserve"> </w:t>
-      </w:r>
-      <w:r>
-        <w:rPr>
-          <w:lang w:val="es-ES"/>
-        </w:rPr>
+        <w:t xml:space="preserve"> </w:t>
+      </w:r>
+      <w:r>
         <w:t xml:space="preserve">Fibra monomodo (obligatorio para 2 km)</w:t>
       </w:r>
     </w:p>
@@ -670,46 +521,29 @@
         <w:rPr>
           <w:b/>
           <w:bCs/>
-          <w:lang w:val="es-ES"/>
         </w:rPr>
         <w:t xml:space="preserve">200-500 m:</w:t>
       </w:r>
       <w:r>
-        <w:rPr>
-          <w:lang w:val="es-ES"/>
-        </w:rPr>
-        <w:t xml:space="preserve"> </w:t>
-      </w:r>
-      <w:r>
-        <w:rPr>
-          <w:lang w:val="es-ES"/>
-        </w:rPr>
+        <w:t xml:space="preserve"> </w:t>
+      </w:r>
+      <w:r>
         <w:t xml:space="preserve">Fibra multimodo OM3/OM4 (10 Gbps, hasta 550 m)</w:t>
       </w:r>
       <w:r>
-        <w:rPr>
-          <w:lang w:val="es-ES"/>
-        </w:rPr>
-        <w:t xml:space="preserve"> </w:t>
-      </w:r>
-      <w:r>
-        <w:rPr>
-          <w:b/>
-          <w:bCs/>
-          <w:lang w:val="es-ES"/>
+        <w:t xml:space="preserve"> </w:t>
+      </w:r>
+      <w:r>
+        <w:rPr>
+          <w:b/>
+          <w:bCs/>
         </w:rPr>
         <w:t xml:space="preserve">2000 m:</w:t>
       </w:r>
       <w:r>
-        <w:rPr>
-          <w:lang w:val="es-ES"/>
-        </w:rPr>
-        <w:t xml:space="preserve"> </w:t>
-      </w:r>
-      <w:r>
-        <w:rPr>
-          <w:lang w:val="es-ES"/>
-        </w:rPr>
+        <w:t xml:space="preserve"> </w:t>
+      </w:r>
+      <w:r>
         <w:t xml:space="preserve">Fibra monomodo OS2 (10 Gbps, hasta 40 km)</w:t>
       </w:r>
     </w:p>
@@ -724,33 +558,22 @@
         <w:rPr>
           <w:b/>
           <w:bCs/>
-          <w:lang w:val="es-ES"/>
         </w:rPr>
         <w:t xml:space="preserve">Conectores:</w:t>
       </w:r>
       <w:r>
-        <w:rPr>
-          <w:lang w:val="es-ES"/>
-        </w:rPr>
-        <w:t xml:space="preserve"> </w:t>
-      </w:r>
-      <w:r>
-        <w:rPr>
-          <w:lang w:val="es-ES"/>
-        </w:rPr>
+        <w:t xml:space="preserve"> </w:t>
+      </w:r>
+      <w:r>
         <w:t xml:space="preserve">LC (estándar en SFP)</w:t>
       </w:r>
       <w:r>
-        <w:rPr>
-          <w:lang w:val="es-ES"/>
-        </w:rPr>
-        <w:t xml:space="preserve"> </w:t>
-      </w:r>
-      <w:r>
-        <w:rPr>
-          <w:b/>
-          <w:bCs/>
-          <w:lang w:val="es-ES"/>
+        <w:t xml:space="preserve"> </w:t>
+      </w:r>
+      <w:r>
+        <w:rPr>
+          <w:b/>
+          <w:bCs/>
         </w:rPr>
         <w:t xml:space="preserve">Módulos SFP:</w:t>
       </w:r>
@@ -764,9 +587,6 @@
         </w:numPr>
       </w:pPr>
       <w:r>
-        <w:rPr>
-          <w:lang w:val="es-ES"/>
-        </w:rPr>
         <w:t xml:space="preserve">200-500 m: SFP+ 10GBASE-SR (multimodo, 850 nm)</w:t>
       </w:r>
     </w:p>
@@ -779,9 +599,6 @@
         </w:numPr>
       </w:pPr>
       <w:r>
-        <w:rPr>
-          <w:lang w:val="es-ES"/>
-        </w:rPr>
         <w:t xml:space="preserve">2000 m: SFP+ 10GBASE-LR (monomodo, 1310 nm)</w:t>
       </w:r>
     </w:p>
@@ -792,9 +609,6 @@
         <w:pStyle w:val="Heading2"/>
       </w:pPr>
       <w:r>
-        <w:rPr>
-          <w:lang w:val="es-ES"/>
-        </w:rPr>
         <w:t xml:space="preserve">5. Pinout y solución de problemas</w:t>
       </w:r>
     </w:p>
@@ -809,20 +623,13 @@
         <w:rPr>
           <w:b/>
           <w:bCs/>
-          <w:lang w:val="es-ES"/>
         </w:rPr>
         <w:t xml:space="preserve">Falla el pin 3</w:t>
       </w:r>
       <w:r>
-        <w:rPr>
-          <w:lang w:val="es-ES"/>
-        </w:rPr>
-        <w:t xml:space="preserve"> </w:t>
-      </w:r>
-      <w:r>
-        <w:rPr>
-          <w:lang w:val="es-ES"/>
-        </w:rPr>
+        <w:t xml:space="preserve"> </w:t>
+      </w:r>
+      <w:r>
         <w:t xml:space="preserve">(el tercer LED no se enciende: posición 3 de 8).</w:t>
       </w:r>
     </w:p>
@@ -837,20 +644,13 @@
         <w:rPr>
           <w:b/>
           <w:bCs/>
-          <w:lang w:val="es-ES"/>
         </w:rPr>
         <w:t xml:space="preserve">Par 3-6</w:t>
       </w:r>
       <w:r>
-        <w:rPr>
-          <w:lang w:val="es-ES"/>
-        </w:rPr>
-        <w:t xml:space="preserve"> </w:t>
-      </w:r>
-      <w:r>
-        <w:rPr>
-          <w:lang w:val="es-ES"/>
-        </w:rPr>
+        <w:t xml:space="preserve"> </w:t>
+      </w:r>
+      <w:r>
         <w:t xml:space="preserve">(blanco/verde y verde en T568B, o blanco/naranja y naranja en T568A). El pin 3 forma parte del par transmisión/recepción junto con el pin 6.</w:t>
       </w:r>
     </w:p>
@@ -865,40 +665,26 @@
         <w:rPr>
           <w:b/>
           <w:bCs/>
-          <w:lang w:val="es-ES"/>
         </w:rPr>
         <w:t xml:space="preserve">Funcionará parcialmente.</w:t>
       </w:r>
       <w:r>
-        <w:rPr>
-          <w:lang w:val="es-ES"/>
-        </w:rPr>
-        <w:t xml:space="preserve"> </w:t>
-      </w:r>
-      <w:r>
-        <w:rPr>
-          <w:lang w:val="es-ES"/>
-        </w:rPr>
+        <w:t xml:space="preserve"> </w:t>
+      </w:r>
+      <w:r>
         <w:t xml:space="preserve">100Base-TX solo necesita los pares 1-2 y 3-6. Como falla el par 3-6, el cable</w:t>
       </w:r>
       <w:r>
-        <w:rPr>
-          <w:lang w:val="es-ES"/>
-        </w:rPr>
-        <w:t xml:space="preserve"> </w:t>
-      </w:r>
-      <w:r>
-        <w:rPr>
-          <w:b/>
-          <w:bCs/>
-          <w:lang w:val="es-ES"/>
+        <w:t xml:space="preserve"> </w:t>
+      </w:r>
+      <w:r>
+        <w:rPr>
+          <w:b/>
+          <w:bCs/>
         </w:rPr>
         <w:t xml:space="preserve">no funcionará ni a 100 Mbps</w:t>
       </w:r>
       <w:r>
-        <w:rPr>
-          <w:lang w:val="es-ES"/>
-        </w:rPr>
         <w:t xml:space="preserve">. Para Gigabit (que necesita los 4 pares), tampoco funcionará.</w:t>
       </w:r>
     </w:p>
@@ -909,9 +695,6 @@
         <w:pStyle w:val="Heading2"/>
       </w:pPr>
       <w:r>
-        <w:rPr>
-          <w:lang w:val="es-ES"/>
-        </w:rPr>
         <w:t xml:space="preserve">6. Diseña el latiguillo perfecto</w:t>
       </w:r>
     </w:p>
@@ -923,20 +706,13 @@
         <w:rPr>
           <w:b/>
           <w:bCs/>
-          <w:lang w:val="es-ES"/>
         </w:rPr>
         <w:t xml:space="preserve">Herramientas:</w:t>
       </w:r>
       <w:r>
-        <w:rPr>
-          <w:lang w:val="es-ES"/>
-        </w:rPr>
-        <w:t xml:space="preserve"> </w:t>
-      </w:r>
-      <w:r>
-        <w:rPr>
-          <w:lang w:val="es-ES"/>
-        </w:rPr>
+        <w:t xml:space="preserve"> </w:t>
+      </w:r>
+      <w:r>
         <w:t xml:space="preserve">Crimpadora RJ45, pelacables, cortador, comprobador de cables.</w:t>
       </w:r>
     </w:p>
@@ -948,320 +724,181 @@
         <w:rPr>
           <w:b/>
           <w:bCs/>
-          <w:lang w:val="es-ES"/>
         </w:rPr>
         <w:t xml:space="preserve">Pasos:</w:t>
       </w:r>
       <w:r>
-        <w:rPr>
-          <w:lang w:val="es-ES"/>
-        </w:rPr>
-        <w:t xml:space="preserve"> </w:t>
-      </w:r>
-      <w:r>
-        <w:rPr>
-          <w:lang w:val="es-ES"/>
-        </w:rPr>
+        <w:t xml:space="preserve"> </w:t>
+      </w:r>
+      <w:r>
         <w:t xml:space="preserve">1.</w:t>
       </w:r>
       <w:r>
-        <w:rPr>
-          <w:lang w:val="es-ES"/>
-        </w:rPr>
-        <w:t xml:space="preserve"> </w:t>
-      </w:r>
-      <w:r>
-        <w:rPr>
-          <w:b/>
-          <w:bCs/>
-          <w:lang w:val="es-ES"/>
+        <w:t xml:space="preserve"> </w:t>
+      </w:r>
+      <w:r>
+        <w:rPr>
+          <w:b/>
+          <w:bCs/>
         </w:rPr>
         <w:t xml:space="preserve">Pelar:</w:t>
       </w:r>
       <w:r>
-        <w:rPr>
-          <w:lang w:val="es-ES"/>
-        </w:rPr>
-        <w:t xml:space="preserve"> </w:t>
-      </w:r>
-      <w:r>
-        <w:rPr>
-          <w:lang w:val="es-ES"/>
-        </w:rPr>
+        <w:t xml:space="preserve"> </w:t>
+      </w:r>
+      <w:r>
         <w:t xml:space="preserve">Con el pelacables, retira unos 2 cm de la funda exterior. Con cuidado de no dañar los hilos internos.</w:t>
       </w:r>
       <w:r>
-        <w:rPr>
-          <w:lang w:val="es-ES"/>
-        </w:rPr>
-        <w:t xml:space="preserve"> </w:t>
-      </w:r>
-      <w:r>
-        <w:rPr>
-          <w:lang w:val="es-ES"/>
-        </w:rPr>
+        <w:t xml:space="preserve"> </w:t>
+      </w:r>
+      <w:r>
         <w:t xml:space="preserve">2.</w:t>
       </w:r>
       <w:r>
-        <w:rPr>
-          <w:lang w:val="es-ES"/>
-        </w:rPr>
-        <w:t xml:space="preserve"> </w:t>
-      </w:r>
-      <w:r>
-        <w:rPr>
-          <w:b/>
-          <w:bCs/>
-          <w:lang w:val="es-ES"/>
+        <w:t xml:space="preserve"> </w:t>
+      </w:r>
+      <w:r>
+        <w:rPr>
+          <w:b/>
+          <w:bCs/>
         </w:rPr>
         <w:t xml:space="preserve">Ordenar (T568B, clip hacia abajo, mirando el conector de frente):</w:t>
       </w:r>
       <w:r>
-        <w:rPr>
-          <w:lang w:val="es-ES"/>
-        </w:rPr>
-        <w:t xml:space="preserve"> </w:t>
-      </w:r>
-      <w:r>
-        <w:rPr>
-          <w:lang w:val="es-ES"/>
-        </w:rPr>
+        <w:t xml:space="preserve"> </w:t>
+      </w:r>
+      <w:r>
         <w:t xml:space="preserve">- Pin 1: Blanco/Naranja</w:t>
       </w:r>
       <w:r>
-        <w:rPr>
-          <w:lang w:val="es-ES"/>
-        </w:rPr>
-        <w:t xml:space="preserve"> </w:t>
-      </w:r>
-      <w:r>
-        <w:rPr>
-          <w:lang w:val="es-ES"/>
-        </w:rPr>
+        <w:t xml:space="preserve"> </w:t>
+      </w:r>
+      <w:r>
         <w:t xml:space="preserve">- Pin 2: Naranja</w:t>
       </w:r>
       <w:r>
-        <w:rPr>
-          <w:lang w:val="es-ES"/>
-        </w:rPr>
-        <w:t xml:space="preserve"> </w:t>
-      </w:r>
-      <w:r>
-        <w:rPr>
-          <w:lang w:val="es-ES"/>
-        </w:rPr>
+        <w:t xml:space="preserve"> </w:t>
+      </w:r>
+      <w:r>
         <w:t xml:space="preserve">- Pin 3: Blanco/Verde</w:t>
       </w:r>
       <w:r>
-        <w:rPr>
-          <w:lang w:val="es-ES"/>
-        </w:rPr>
-        <w:t xml:space="preserve"> </w:t>
-      </w:r>
-      <w:r>
-        <w:rPr>
-          <w:lang w:val="es-ES"/>
-        </w:rPr>
+        <w:t xml:space="preserve"> </w:t>
+      </w:r>
+      <w:r>
         <w:t xml:space="preserve">- Pin 4: Azul</w:t>
       </w:r>
       <w:r>
-        <w:rPr>
-          <w:lang w:val="es-ES"/>
-        </w:rPr>
-        <w:t xml:space="preserve"> </w:t>
-      </w:r>
-      <w:r>
-        <w:rPr>
-          <w:lang w:val="es-ES"/>
-        </w:rPr>
+        <w:t xml:space="preserve"> </w:t>
+      </w:r>
+      <w:r>
         <w:t xml:space="preserve">- Pin 5: Blanco/Azul</w:t>
       </w:r>
       <w:r>
-        <w:rPr>
-          <w:lang w:val="es-ES"/>
-        </w:rPr>
-        <w:t xml:space="preserve"> </w:t>
-      </w:r>
-      <w:r>
-        <w:rPr>
-          <w:lang w:val="es-ES"/>
-        </w:rPr>
+        <w:t xml:space="preserve"> </w:t>
+      </w:r>
+      <w:r>
         <w:t xml:space="preserve">- Pin 6: Verde</w:t>
       </w:r>
       <w:r>
-        <w:rPr>
-          <w:lang w:val="es-ES"/>
-        </w:rPr>
-        <w:t xml:space="preserve"> </w:t>
-      </w:r>
-      <w:r>
-        <w:rPr>
-          <w:lang w:val="es-ES"/>
-        </w:rPr>
+        <w:t xml:space="preserve"> </w:t>
+      </w:r>
+      <w:r>
         <w:t xml:space="preserve">- Pin 7: Blanco/Marrón</w:t>
       </w:r>
       <w:r>
-        <w:rPr>
-          <w:lang w:val="es-ES"/>
-        </w:rPr>
-        <w:t xml:space="preserve"> </w:t>
-      </w:r>
-      <w:r>
-        <w:rPr>
-          <w:lang w:val="es-ES"/>
-        </w:rPr>
+        <w:t xml:space="preserve"> </w:t>
+      </w:r>
+      <w:r>
         <w:t xml:space="preserve">- Pin 8: Marrón</w:t>
       </w:r>
       <w:r>
-        <w:rPr>
-          <w:lang w:val="es-ES"/>
-        </w:rPr>
-        <w:t xml:space="preserve"> </w:t>
-      </w:r>
-      <w:r>
-        <w:rPr>
-          <w:lang w:val="es-ES"/>
-        </w:rPr>
+        <w:t xml:space="preserve"> </w:t>
+      </w:r>
+      <w:r>
         <w:t xml:space="preserve">3.</w:t>
       </w:r>
       <w:r>
-        <w:rPr>
-          <w:lang w:val="es-ES"/>
-        </w:rPr>
-        <w:t xml:space="preserve"> </w:t>
-      </w:r>
-      <w:r>
-        <w:rPr>
-          <w:b/>
-          <w:bCs/>
-          <w:lang w:val="es-ES"/>
+        <w:t xml:space="preserve"> </w:t>
+      </w:r>
+      <w:r>
+        <w:rPr>
+          <w:b/>
+          <w:bCs/>
         </w:rPr>
         <w:t xml:space="preserve">Cortar:</w:t>
       </w:r>
       <w:r>
-        <w:rPr>
-          <w:lang w:val="es-ES"/>
-        </w:rPr>
-        <w:t xml:space="preserve"> </w:t>
-      </w:r>
-      <w:r>
-        <w:rPr>
-          <w:lang w:val="es-ES"/>
-        </w:rPr>
+        <w:t xml:space="preserve"> </w:t>
+      </w:r>
+      <w:r>
         <w:t xml:space="preserve">Con la crimpadora, corta los hilos rectos dejando aproximadamente 1 cm desde la funda.</w:t>
       </w:r>
       <w:r>
-        <w:rPr>
-          <w:lang w:val="es-ES"/>
-        </w:rPr>
-        <w:t xml:space="preserve"> </w:t>
-      </w:r>
-      <w:r>
-        <w:rPr>
-          <w:lang w:val="es-ES"/>
-        </w:rPr>
+        <w:t xml:space="preserve"> </w:t>
+      </w:r>
+      <w:r>
         <w:t xml:space="preserve">4.</w:t>
       </w:r>
       <w:r>
-        <w:rPr>
-          <w:lang w:val="es-ES"/>
-        </w:rPr>
-        <w:t xml:space="preserve"> </w:t>
-      </w:r>
-      <w:r>
-        <w:rPr>
-          <w:b/>
-          <w:bCs/>
-          <w:lang w:val="es-ES"/>
+        <w:t xml:space="preserve"> </w:t>
+      </w:r>
+      <w:r>
+        <w:rPr>
+          <w:b/>
+          <w:bCs/>
         </w:rPr>
         <w:t xml:space="preserve">Insertar:</w:t>
       </w:r>
       <w:r>
-        <w:rPr>
-          <w:lang w:val="es-ES"/>
-        </w:rPr>
-        <w:t xml:space="preserve"> </w:t>
-      </w:r>
-      <w:r>
-        <w:rPr>
-          <w:lang w:val="es-ES"/>
-        </w:rPr>
+        <w:t xml:space="preserve"> </w:t>
+      </w:r>
+      <w:r>
         <w:t xml:space="preserve">Mete los hilos en el conector RJ45, empujando hasta que los veas asomar por el frente (por los contactos dorados). La funda debe quedar dentro del conector (el pasador de sujeción la agarra).</w:t>
       </w:r>
       <w:r>
-        <w:rPr>
-          <w:lang w:val="es-ES"/>
-        </w:rPr>
-        <w:t xml:space="preserve"> </w:t>
-      </w:r>
-      <w:r>
-        <w:rPr>
-          <w:lang w:val="es-ES"/>
-        </w:rPr>
+        <w:t xml:space="preserve"> </w:t>
+      </w:r>
+      <w:r>
         <w:t xml:space="preserve">5.</w:t>
       </w:r>
       <w:r>
-        <w:rPr>
-          <w:lang w:val="es-ES"/>
-        </w:rPr>
-        <w:t xml:space="preserve"> </w:t>
-      </w:r>
-      <w:r>
-        <w:rPr>
-          <w:b/>
-          <w:bCs/>
-          <w:lang w:val="es-ES"/>
+        <w:t xml:space="preserve"> </w:t>
+      </w:r>
+      <w:r>
+        <w:rPr>
+          <w:b/>
+          <w:bCs/>
         </w:rPr>
         <w:t xml:space="preserve">Crimpar:</w:t>
       </w:r>
       <w:r>
-        <w:rPr>
-          <w:lang w:val="es-ES"/>
-        </w:rPr>
-        <w:t xml:space="preserve"> </w:t>
-      </w:r>
-      <w:r>
-        <w:rPr>
-          <w:lang w:val="es-ES"/>
-        </w:rPr>
+        <w:t xml:space="preserve"> </w:t>
+      </w:r>
+      <w:r>
         <w:t xml:space="preserve">Introduce el conector en la crimpadora y aprieta firmemente hasta oír un clic.</w:t>
       </w:r>
       <w:r>
-        <w:rPr>
-          <w:lang w:val="es-ES"/>
-        </w:rPr>
-        <w:t xml:space="preserve"> </w:t>
-      </w:r>
-      <w:r>
-        <w:rPr>
-          <w:lang w:val="es-ES"/>
-        </w:rPr>
+        <w:t xml:space="preserve"> </w:t>
+      </w:r>
+      <w:r>
         <w:t xml:space="preserve">6.</w:t>
       </w:r>
       <w:r>
-        <w:rPr>
-          <w:lang w:val="es-ES"/>
-        </w:rPr>
-        <w:t xml:space="preserve"> </w:t>
-      </w:r>
-      <w:r>
-        <w:rPr>
-          <w:b/>
-          <w:bCs/>
-          <w:lang w:val="es-ES"/>
+        <w:t xml:space="preserve"> </w:t>
+      </w:r>
+      <w:r>
+        <w:rPr>
+          <w:b/>
+          <w:bCs/>
         </w:rPr>
         <w:t xml:space="preserve">Comprobar:</w:t>
       </w:r>
       <w:r>
-        <w:rPr>
-          <w:lang w:val="es-ES"/>
-        </w:rPr>
-        <w:t xml:space="preserve"> </w:t>
-      </w:r>
-      <w:r>
-        <w:rPr>
-          <w:lang w:val="es-ES"/>
-        </w:rPr>
+        <w:t xml:space="preserve"> </w:t>
+      </w:r>
+      <w:r>
         <w:t xml:space="preserve">Usa el tester para verificar continuidad en todos los pines (1-8 en orden). Si algún LED no se enciende o el orden es incorrecto, corta y repite.</w:t>
       </w:r>
     </w:p>
@@ -1273,20 +910,13 @@
         <w:rPr>
           <w:b/>
           <w:bCs/>
-          <w:lang w:val="es-ES"/>
         </w:rPr>
         <w:t xml:space="preserve">Señal de crimpado correcto:</w:t>
       </w:r>
       <w:r>
-        <w:rPr>
-          <w:lang w:val="es-ES"/>
-        </w:rPr>
-        <w:t xml:space="preserve"> </w:t>
-      </w:r>
-      <w:r>
-        <w:rPr>
-          <w:lang w:val="es-ES"/>
-        </w:rPr>
+        <w:t xml:space="preserve"> </w:t>
+      </w:r>
+      <w:r>
         <w:t xml:space="preserve">Todos los contactos dorados están hundidos uniformemente, la funda está sujeta por el pasador, y el tester muestra LEDs 1-8 en secuencia correcta.</w:t>
       </w:r>
     </w:p>
@@ -1297,9 +927,6 @@
         <w:pStyle w:val="Heading2"/>
       </w:pPr>
       <w:r>
-        <w:rPr>
-          <w:lang w:val="es-ES"/>
-        </w:rPr>
         <w:t xml:space="preserve">7. Elección de medio a escala</w:t>
       </w:r>
     </w:p>
@@ -1314,34 +941,23 @@
         <w:rPr>
           <w:b/>
           <w:bCs/>
-          <w:lang w:val="es-ES"/>
         </w:rPr>
         <w:t xml:space="preserve">Mini-oficina (8 puestos, 60 m²):</w:t>
       </w:r>
       <w:r>
-        <w:rPr>
-          <w:lang w:val="es-ES"/>
-        </w:rPr>
-        <w:t xml:space="preserve"> </w:t>
-      </w:r>
-      <w:r>
-        <w:rPr>
-          <w:b/>
-          <w:bCs/>
-          <w:lang w:val="es-ES"/>
+        <w:t xml:space="preserve"> </w:t>
+      </w:r>
+      <w:r>
+        <w:rPr>
+          <w:b/>
+          <w:bCs/>
         </w:rPr>
         <w:t xml:space="preserve">Cobre Cat6 para los puestos fijos.</w:t>
       </w:r>
       <w:r>
-        <w:rPr>
-          <w:lang w:val="es-ES"/>
-        </w:rPr>
-        <w:t xml:space="preserve"> </w:t>
-      </w:r>
-      <w:r>
-        <w:rPr>
-          <w:lang w:val="es-ES"/>
-        </w:rPr>
+        <w:t xml:space="preserve"> </w:t>
+      </w:r>
+      <w:r>
         <w:t xml:space="preserve">Distancias cortas (&lt; 100 m), presupuesto ajustado: el cobre da rendimiento y estabilidad a buen precio.</w:t>
       </w:r>
     </w:p>
@@ -1356,34 +972,23 @@
         <w:rPr>
           <w:b/>
           <w:bCs/>
-          <w:lang w:val="es-ES"/>
         </w:rPr>
         <w:t xml:space="preserve">Planta de 40 puestos (rack en la misma planta):</w:t>
       </w:r>
       <w:r>
-        <w:rPr>
-          <w:lang w:val="es-ES"/>
-        </w:rPr>
-        <w:t xml:space="preserve"> </w:t>
-      </w:r>
-      <w:r>
-        <w:rPr>
-          <w:b/>
-          <w:bCs/>
-          <w:lang w:val="es-ES"/>
+        <w:t xml:space="preserve"> </w:t>
+      </w:r>
+      <w:r>
+        <w:rPr>
+          <w:b/>
+          <w:bCs/>
         </w:rPr>
         <w:t xml:space="preserve">Cobre Cat6 a todos los puestos</w:t>
       </w:r>
       <w:r>
-        <w:rPr>
-          <w:lang w:val="es-ES"/>
-        </w:rPr>
-        <w:t xml:space="preserve"> </w:t>
-      </w:r>
-      <w:r>
-        <w:rPr>
-          <w:lang w:val="es-ES"/>
-        </w:rPr>
+        <w:t xml:space="preserve"> </w:t>
+      </w:r>
+      <w:r>
         <w:t xml:space="preserve">(distancias dentro de los 100 m, 1 Gbps) con cableado estructurado (patch panels + latiguillos). El uplink del rack si se extiende a otra sala más lejana: fibra multimodo.</w:t>
       </w:r>
     </w:p>
@@ -1398,7 +1003,6 @@
         <w:rPr>
           <w:b/>
           <w:bCs/>
-          <w:lang w:val="es-ES"/>
         </w:rPr>
         <w:t xml:space="preserve">Campus de 3 edificios:</w:t>
       </w:r>
@@ -1415,20 +1019,13 @@
         <w:rPr>
           <w:b/>
           <w:bCs/>
-          <w:lang w:val="es-ES"/>
         </w:rPr>
         <w:t xml:space="preserve">100 m:</w:t>
       </w:r>
       <w:r>
-        <w:rPr>
-          <w:lang w:val="es-ES"/>
-        </w:rPr>
-        <w:t xml:space="preserve"> </w:t>
-      </w:r>
-      <w:r>
-        <w:rPr>
-          <w:lang w:val="es-ES"/>
-        </w:rPr>
+        <w:t xml:space="preserve"> </w:t>
+      </w:r>
+      <w:r>
         <w:t xml:space="preserve">Cobre Cat6a (límite exacto del cobre; correcto y barato) o fibra multimodo si se prefiere backbone.</w:t>
       </w:r>
     </w:p>
@@ -1444,34 +1041,23 @@
         <w:rPr>
           <w:b/>
           <w:bCs/>
-          <w:lang w:val="es-ES"/>
         </w:rPr>
         <w:t xml:space="preserve">500 m:</w:t>
       </w:r>
       <w:r>
-        <w:rPr>
-          <w:lang w:val="es-ES"/>
-        </w:rPr>
-        <w:t xml:space="preserve"> </w:t>
-      </w:r>
-      <w:r>
-        <w:rPr>
-          <w:b/>
-          <w:bCs/>
-          <w:lang w:val="es-ES"/>
+        <w:t xml:space="preserve"> </w:t>
+      </w:r>
+      <w:r>
+        <w:rPr>
+          <w:b/>
+          <w:bCs/>
         </w:rPr>
         <w:t xml:space="preserve">Fibra multimodo OM3/OM4</w:t>
       </w:r>
       <w:r>
-        <w:rPr>
-          <w:lang w:val="es-ES"/>
-        </w:rPr>
-        <w:t xml:space="preserve"> </w:t>
-      </w:r>
-      <w:r>
-        <w:rPr>
-          <w:lang w:val="es-ES"/>
-        </w:rPr>
+        <w:t xml:space="preserve"> </w:t>
+      </w:r>
+      <w:r>
         <w:t xml:space="preserve">(el cobre no llega a 500 m; la multimodo cubre hasta ~550 m a 10 Gbps).</w:t>
       </w:r>
     </w:p>
@@ -1487,34 +1073,23 @@
         <w:rPr>
           <w:b/>
           <w:bCs/>
-          <w:lang w:val="es-ES"/>
         </w:rPr>
         <w:t xml:space="preserve">2000 m:</w:t>
       </w:r>
       <w:r>
-        <w:rPr>
-          <w:lang w:val="es-ES"/>
-        </w:rPr>
-        <w:t xml:space="preserve"> </w:t>
-      </w:r>
-      <w:r>
-        <w:rPr>
-          <w:b/>
-          <w:bCs/>
-          <w:lang w:val="es-ES"/>
+        <w:t xml:space="preserve"> </w:t>
+      </w:r>
+      <w:r>
+        <w:rPr>
+          <w:b/>
+          <w:bCs/>
         </w:rPr>
         <w:t xml:space="preserve">Fibra monomodo OS2</w:t>
       </w:r>
       <w:r>
-        <w:rPr>
-          <w:lang w:val="es-ES"/>
-        </w:rPr>
-        <w:t xml:space="preserve"> </w:t>
-      </w:r>
-      <w:r>
-        <w:rPr>
-          <w:lang w:val="es-ES"/>
-        </w:rPr>
+        <w:t xml:space="preserve"> </w:t>
+      </w:r>
+      <w:r>
         <w:t xml:space="preserve">(obligatoria: solo la monomodo cubre distancias de kilómetros).</w:t>
       </w:r>
     </w:p>
@@ -1523,35 +1098,22 @@
         <w:pStyle w:val="BlockText"/>
       </w:pPr>
       <w:r>
-        <w:rPr>
-          <w:lang w:val="es-ES"/>
-        </w:rPr>
         <w:t xml:space="preserve">💡</w:t>
       </w:r>
       <w:r>
-        <w:rPr>
-          <w:lang w:val="es-ES"/>
-        </w:rPr>
-        <w:t xml:space="preserve"> </w:t>
-      </w:r>
-      <w:r>
-        <w:rPr>
-          <w:b/>
-          <w:bCs/>
-          <w:lang w:val="es-ES"/>
+        <w:t xml:space="preserve"> </w:t>
+      </w:r>
+      <w:r>
+        <w:rPr>
+          <w:b/>
+          <w:bCs/>
         </w:rPr>
         <w:t xml:space="preserve">Regla resumen:</w:t>
       </w:r>
       <w:r>
-        <w:rPr>
-          <w:lang w:val="es-ES"/>
-        </w:rPr>
-        <w:t xml:space="preserve"> </w:t>
-      </w:r>
-      <w:r>
-        <w:rPr>
-          <w:lang w:val="es-ES"/>
-        </w:rPr>
+        <w:t xml:space="preserve"> </w:t>
+      </w:r>
+      <w:r>
         <w:t xml:space="preserve">distancia decide el medio (cobre ≤ 100 m, multimodo ≤ ~550 m, monomodo el resto); presupuesto decide las categorías.</w:t>
       </w:r>
     </w:p>
@@ -1562,9 +1124,6 @@
         <w:pStyle w:val="Heading2"/>
       </w:pPr>
       <w:r>
-        <w:rPr>
-          <w:lang w:val="es-ES"/>
-        </w:rPr>
         <w:t xml:space="preserve">8. Diagnóstico por capas (OSI en acción)</w:t>
       </w:r>
     </w:p>
@@ -1576,20 +1135,13 @@
         <w:rPr>
           <w:b/>
           <w:bCs/>
-          <w:lang w:val="es-ES"/>
         </w:rPr>
         <w:t xml:space="preserve">Síntoma A → Capa 2 (trama).</w:t>
       </w:r>
       <w:r>
-        <w:rPr>
-          <w:lang w:val="es-ES"/>
-        </w:rPr>
-        <w:t xml:space="preserve"> </w:t>
-      </w:r>
-      <w:r>
-        <w:rPr>
-          <w:lang w:val="es-ES"/>
-        </w:rPr>
+        <w:t xml:space="preserve"> </w:t>
+      </w:r>
+      <w:r>
         <w:t xml:space="preserve">El medio está bien (LED + tester = capa 1 OK). FCS erróneo = trama descartada en la red local; el ping falla de forma intermitente (basura en el cable, interferencia cerca, crimpado marginal que el tester simple no caza). Herramienta: Wireshark (contar CRC/errors) + tester de categoría/certificador.</w:t>
       </w:r>
     </w:p>
@@ -1601,20 +1153,13 @@
         <w:rPr>
           <w:b/>
           <w:bCs/>
-          <w:lang w:val="es-ES"/>
         </w:rPr>
         <w:t xml:space="preserve">Síntoma B → Capa 1 (física).</w:t>
       </w:r>
       <w:r>
-        <w:rPr>
-          <w:lang w:val="es-ES"/>
-        </w:rPr>
-        <w:t xml:space="preserve"> </w:t>
-      </w:r>
-      <w:r>
-        <w:rPr>
-          <w:lang w:val="es-ES"/>
-        </w:rPr>
+        <w:t xml:space="preserve"> </w:t>
+      </w:r>
+      <w:r>
         <w:t xml:space="preserve">LED apagado = no hay enlace: sin negociación no hay bits. Revisa el cable, el conector, el puerto del switch y la NIC del PC.</w:t>
       </w:r>
     </w:p>
@@ -1626,20 +1171,13 @@
         <w:rPr>
           <w:b/>
           <w:bCs/>
-          <w:lang w:val="es-ES"/>
         </w:rPr>
         <w:t xml:space="preserve">Síntoma C → Capa 1 (física).</w:t>
       </w:r>
       <w:r>
-        <w:rPr>
-          <w:lang w:val="es-ES"/>
-        </w:rPr>
-        <w:t xml:space="preserve"> </w:t>
-      </w:r>
-      <w:r>
-        <w:rPr>
-          <w:lang w:val="es-ES"/>
-        </w:rPr>
+        <w:t xml:space="preserve"> </w:t>
+      </w:r>
+      <w:r>
         <w:t xml:space="preserve">Par partido = no hay enlace: sin LED no hay negociación, no hay bits. Repelar/crimpar o sustituir el tramo.</w:t>
       </w:r>
     </w:p>
@@ -1648,35 +1186,22 @@
         <w:pStyle w:val="BlockText"/>
       </w:pPr>
       <w:r>
-        <w:rPr>
-          <w:lang w:val="es-ES"/>
-        </w:rPr>
         <w:t xml:space="preserve">💡</w:t>
       </w:r>
       <w:r>
-        <w:rPr>
-          <w:lang w:val="es-ES"/>
-        </w:rPr>
-        <w:t xml:space="preserve"> </w:t>
-      </w:r>
-      <w:r>
-        <w:rPr>
-          <w:b/>
-          <w:bCs/>
-          <w:lang w:val="es-ES"/>
+        <w:t xml:space="preserve"> </w:t>
+      </w:r>
+      <w:r>
+        <w:rPr>
+          <w:b/>
+          <w:bCs/>
         </w:rPr>
         <w:t xml:space="preserve">Clave de examen:</w:t>
       </w:r>
       <w:r>
-        <w:rPr>
-          <w:lang w:val="es-ES"/>
-        </w:rPr>
-        <w:t xml:space="preserve"> </w:t>
-      </w:r>
-      <w:r>
-        <w:rPr>
-          <w:lang w:val="es-ES"/>
-        </w:rPr>
+        <w:t xml:space="preserve"> </w:t>
+      </w:r>
+      <w:r>
         <w:t xml:space="preserve">si hay LED y el tester pasa, la capa 1 local funciona; si no hay LED, ni mires Wireshark.</w:t>
       </w:r>
     </w:p>

--- a/docx/02-ethernet-cableado/boletin-U02-avanzado-resuelto.docx
+++ b/docx/02-ethernet-cableado/boletin-U02-avanzado-resuelto.docx
@@ -28,23 +28,23 @@
         </w:p>
       </w:sdtContent>
     </w:sdt>
-    <w:bookmarkStart w:id="9" w:name="boletín-ud2-avanzado-resuelto"/>
+    <w:bookmarkStart w:id="9" w:name="X9c2442c65b9ea36a6d495993a33f9bdbcafbbd5"/>
     <w:p>
       <w:pPr>
         <w:pStyle w:val="Heading1"/>
       </w:pPr>
       <w:r>
-        <w:t xml:space="preserve">Boletín UD2 — Avanzado (Resuelto)</w:t>
+        <w:t xml:space="preserve">Boletín de Ethernet y cableado — Avanzado (Resuelto)</w:t>
       </w:r>
     </w:p>
     <w:bookmarkEnd w:id="9"/>
-    <w:bookmarkStart w:id="18" w:name="boletín-ud2-avanzado-resuelto-1"/>
+    <w:bookmarkStart w:id="18" w:name="Xbde25e037e3613c26ce5a6fea82986b506799f4"/>
     <w:p>
       <w:pPr>
         <w:pStyle w:val="Heading1"/>
       </w:pPr>
       <w:r>
-        <w:t xml:space="preserve">✅ Boletín UD2 — Avanzado (Resuelto)</w:t>
+        <w:t xml:space="preserve">✅ Boletín de Ethernet y cableado — Avanzado (Resuelto)</w:t>
       </w:r>
     </w:p>
     <w:p>

--- a/docx/02-ethernet-cableado/boletin-U02-avanzado-resuelto.docx
+++ b/docx/02-ethernet-cableado/boletin-U02-avanzado-resuelto.docx
@@ -528,7 +528,7 @@
         <w:t xml:space="preserve"> </w:t>
       </w:r>
       <w:r>
-        <w:t xml:space="preserve">Fibra multimodo OM3/OM4 (10 Gbps, hasta 550 m)</w:t>
+        <w:t xml:space="preserve">Fibra multimodo OM4 (500 m a 10 Gbps; si fuera 1 Gbps, también llega la OM3)</w:t>
       </w:r>
       <w:r>
         <w:t xml:space="preserve"> </w:t>
@@ -666,26 +666,13 @@
           <w:b/>
           <w:bCs/>
         </w:rPr>
-        <w:t xml:space="preserve">Funcionará parcialmente.</w:t>
-      </w:r>
-      <w:r>
-        <w:t xml:space="preserve"> </w:t>
-      </w:r>
-      <w:r>
-        <w:t xml:space="preserve">100Base-TX solo necesita los pares 1-2 y 3-6. Como falla el par 3-6, el cable</w:t>
-      </w:r>
-      <w:r>
-        <w:t xml:space="preserve"> </w:t>
-      </w:r>
-      <w:r>
-        <w:rPr>
-          <w:b/>
-          <w:bCs/>
-        </w:rPr>
-        <w:t xml:space="preserve">no funcionará ni a 100 Mbps</w:t>
-      </w:r>
-      <w:r>
-        <w:t xml:space="preserve">. Para Gigabit (que necesita los 4 pares), tampoco funcionará.</w:t>
+        <w:t xml:space="preserve">No: no hay enlace.</w:t>
+      </w:r>
+      <w:r>
+        <w:t xml:space="preserve"> </w:t>
+      </w:r>
+      <w:r>
+        <w:t xml:space="preserve">El pin 3 pertenece al par 3-6, que usan 10BASE-T, 100BASE-TX y Gigabit; con ese par roto, el cable no negocia ni a 100 Mbps. (Ojo: si el que fallara fuera el par 7-8, sí caerías a 100 Mbps.)</w:t>
       </w:r>
     </w:p>
     <w:bookmarkEnd w:id="14"/>
@@ -1136,13 +1123,13 @@
           <w:b/>
           <w:bCs/>
         </w:rPr>
-        <w:t xml:space="preserve">Síntoma A → Capa 2 (trama).</w:t>
-      </w:r>
-      <w:r>
-        <w:t xml:space="preserve"> </w:t>
-      </w:r>
-      <w:r>
-        <w:t xml:space="preserve">El medio está bien (LED + tester = capa 1 OK). FCS erróneo = trama descartada en la red local; el ping falla de forma intermitente (basura en el cable, interferencia cerca, crimpado marginal que el tester simple no caza). Herramienta: Wireshark (contar CRC/errors) + tester de categoría/certificador.</w:t>
+        <w:t xml:space="preserve">Síntoma A → alerta en la capa 1 que la capa 2 delata.</w:t>
+      </w:r>
+      <w:r>
+        <w:t xml:space="preserve"> </w:t>
+      </w:r>
+      <w:r>
+        <w:t xml:space="preserve">El FCS es la capa 2 quien lo detecta, pero casi siempre la causa es física: señal marginal (atenuación, diafonía, EMI o un crimpado flojo) que el tester de continuidad no mide, y por eso el ping falla de forma intermitente. Herramientas: probar un cable conocido bueno, revisar el cableado y, si persiste, un certificador de categoría; Wireshark para contar los errores.</w:t>
       </w:r>
     </w:p>
     <w:p>
@@ -1202,7 +1189,7 @@
         <w:t xml:space="preserve"> </w:t>
       </w:r>
       <w:r>
-        <w:t xml:space="preserve">si hay LED y el tester pasa, la capa 1 local funciona; si no hay LED, ni mires Wireshark.</w:t>
+        <w:t xml:space="preserve">si no hay LED, ni mires Wireshark: el problema es de capa 1. Y si hay LED, el tester pasa pero aparecen FCS erróneos, no descartes la capa 1: el tester solo mide continuidad, no calidad de señal.</w:t>
       </w:r>
     </w:p>
     <w:bookmarkEnd w:id="17"/>
